--- a/Santander_Position_Paper.docx
+++ b/Santander_Position_Paper.docx
@@ -6,9 +6,14 @@
     <w:p/>
     <w:p/>
     <w:p>
+      <w:pPr>
+        <w:spacing w:before="0" w:after="200"/>
+      </w:pPr>
       <w:r>
         <w:rPr>
+          <w:rFonts w:ascii="Calibri" w:hAnsi="Calibri"/>
           <w:b/>
+          <w:i w:val="0"/>
           <w:color w:val="C8102E"/>
           <w:sz w:val="18"/>
         </w:rPr>
@@ -17,58 +22,76 @@
     </w:p>
     <w:p>
       <w:pPr>
-        <w:spacing w:after="0"/>
+        <w:spacing w:before="0" w:after="0"/>
       </w:pPr>
       <w:r>
         <w:rPr>
+          <w:rFonts w:ascii="Calibri" w:hAnsi="Calibri"/>
           <w:b/>
+          <w:i w:val="0"/>
           <w:color w:val="1C1917"/>
-          <w:sz w:val="56"/>
+          <w:sz w:val="60"/>
         </w:rPr>
         <w:t>Paperless Business Banking</w:t>
       </w:r>
     </w:p>
     <w:p>
+      <w:pPr>
+        <w:spacing w:before="0" w:after="60"/>
+      </w:pPr>
       <w:r>
         <w:rPr>
+          <w:rFonts w:ascii="Calibri" w:hAnsi="Calibri"/>
+          <w:b w:val="0"/>
+          <w:i w:val="0"/>
           <w:color w:val="57534E"/>
-          <w:sz w:val="36"/>
+          <w:sz w:val="34"/>
         </w:rPr>
         <w:t>Position Paper</w:t>
       </w:r>
     </w:p>
     <w:p>
+      <w:pPr>
+        <w:spacing w:before="0" w:after="360"/>
+      </w:pPr>
       <w:r>
         <w:rPr>
+          <w:rFonts w:ascii="Calibri" w:hAnsi="Calibri"/>
+          <w:b w:val="0"/>
           <w:i/>
           <w:color w:val="78716C"/>
           <w:sz w:val="22"/>
         </w:rPr>
-        <w:t>The case for compliant, self-serve, paperless service journeys</w:t>
+        <w:t>The case for compliant, self-serve service journeys — and a prototype that makes it concrete</w:t>
       </w:r>
     </w:p>
-    <w:p/>
-    <w:p/>
     <w:tbl>
       <w:tblPr>
         <w:tblW w:type="auto" w:w="0"/>
         <w:tblLook w:firstColumn="1" w:firstRow="1" w:lastColumn="0" w:lastRow="0" w:noHBand="0" w:noVBand="1" w:val="04A0"/>
       </w:tblPr>
       <w:tblGrid>
-        <w:gridCol w:w="4320"/>
-        <w:gridCol w:w="4320"/>
+        <w:gridCol w:w="4824"/>
+        <w:gridCol w:w="4824"/>
       </w:tblGrid>
       <w:tr>
         <w:tc>
           <w:tcPr>
-            <w:tcW w:type="dxa" w:w="2016"/>
+            <w:tcW w:type="dxa" w:w="2448"/>
+            <w:shd w:val="clear" w:fill="FAF6EF"/>
+            <w:tcBorders>
+              <w:top w:val="single" w:sz="6" w:space="0" w:color="E7E5E4"/>
+              <w:bottom w:val="single" w:sz="6" w:space="0" w:color="E7E5E4"/>
+            </w:tcBorders>
           </w:tcPr>
           <w:p>
             <w:r>
               <w:rPr>
+                <w:rFonts w:ascii="Calibri" w:hAnsi="Calibri"/>
                 <w:b/>
+                <w:i w:val="0"/>
                 <w:color w:val="57534E"/>
-                <w:sz w:val="18"/>
+                <w:sz w:val="17"/>
               </w:rPr>
               <w:t>Author</w:t>
             </w:r>
@@ -76,13 +99,20 @@
         </w:tc>
         <w:tc>
           <w:tcPr>
-            <w:tcW w:type="dxa" w:w="4320"/>
+            <w:tcW w:type="dxa" w:w="7200"/>
+            <w:tcBorders>
+              <w:top w:val="single" w:sz="6" w:space="0" w:color="E7E5E4"/>
+              <w:bottom w:val="single" w:sz="6" w:space="0" w:color="E7E5E4"/>
+            </w:tcBorders>
           </w:tcPr>
           <w:p>
             <w:r>
               <w:rPr>
+                <w:rFonts w:ascii="Calibri" w:hAnsi="Calibri"/>
+                <w:b w:val="0"/>
+                <w:i w:val="0"/>
                 <w:color w:val="1C1917"/>
-                <w:sz w:val="18"/>
+                <w:sz w:val="17"/>
               </w:rPr>
               <w:t>Alan Davidson</w:t>
             </w:r>
@@ -92,28 +122,177 @@
       <w:tr>
         <w:tc>
           <w:tcPr>
-            <w:tcW w:type="dxa" w:w="4320"/>
+            <w:tcW w:type="dxa" w:w="4824"/>
+            <w:shd w:val="clear" w:fill="FAF6EF"/>
+            <w:tcBorders>
+              <w:top w:val="single" w:sz="6" w:space="0" w:color="E7E5E4"/>
+              <w:bottom w:val="single" w:sz="6" w:space="0" w:color="E7E5E4"/>
+            </w:tcBorders>
           </w:tcPr>
           <w:p>
             <w:r>
               <w:rPr>
+                <w:rFonts w:ascii="Calibri" w:hAnsi="Calibri"/>
                 <w:b/>
+                <w:i w:val="0"/>
                 <w:color w:val="57534E"/>
-                <w:sz w:val="18"/>
+                <w:sz w:val="17"/>
               </w:rPr>
-              <w:t>Prepared</w:t>
+              <w:t>Document owner</w:t>
             </w:r>
           </w:p>
         </w:tc>
         <w:tc>
           <w:tcPr>
-            <w:tcW w:type="dxa" w:w="4320"/>
+            <w:tcW w:type="dxa" w:w="7200"/>
+            <w:tcBorders>
+              <w:top w:val="single" w:sz="6" w:space="0" w:color="E7E5E4"/>
+              <w:bottom w:val="single" w:sz="6" w:space="0" w:color="E7E5E4"/>
+            </w:tcBorders>
           </w:tcPr>
           <w:p>
             <w:r>
               <w:rPr>
+                <w:rFonts w:ascii="Calibri" w:hAnsi="Calibri"/>
+                <w:b w:val="0"/>
+                <w:i w:val="0"/>
                 <w:color w:val="1C1917"/>
-                <w:sz w:val="18"/>
+                <w:sz w:val="17"/>
+              </w:rPr>
+              <w:t>Alan Davidson</w:t>
+            </w:r>
+          </w:p>
+        </w:tc>
+      </w:tr>
+      <w:tr>
+        <w:tc>
+          <w:tcPr>
+            <w:tcW w:type="dxa" w:w="4824"/>
+            <w:shd w:val="clear" w:fill="FAF6EF"/>
+            <w:tcBorders>
+              <w:top w:val="single" w:sz="6" w:space="0" w:color="E7E5E4"/>
+              <w:bottom w:val="single" w:sz="6" w:space="0" w:color="E7E5E4"/>
+            </w:tcBorders>
+          </w:tcPr>
+          <w:p>
+            <w:r>
+              <w:rPr>
+                <w:rFonts w:ascii="Calibri" w:hAnsi="Calibri"/>
+                <w:b/>
+                <w:i w:val="0"/>
+                <w:color w:val="57534E"/>
+                <w:sz w:val="17"/>
+              </w:rPr>
+              <w:t>Classification</w:t>
+            </w:r>
+          </w:p>
+        </w:tc>
+        <w:tc>
+          <w:tcPr>
+            <w:tcW w:type="dxa" w:w="7200"/>
+            <w:tcBorders>
+              <w:top w:val="single" w:sz="6" w:space="0" w:color="E7E5E4"/>
+              <w:bottom w:val="single" w:sz="6" w:space="0" w:color="E7E5E4"/>
+            </w:tcBorders>
+          </w:tcPr>
+          <w:p>
+            <w:r>
+              <w:rPr>
+                <w:rFonts w:ascii="Calibri" w:hAnsi="Calibri"/>
+                <w:b w:val="0"/>
+                <w:i w:val="0"/>
+                <w:color w:val="1C1917"/>
+                <w:sz w:val="17"/>
+              </w:rPr>
+              <w:t>Internal · Confidential</w:t>
+            </w:r>
+          </w:p>
+        </w:tc>
+      </w:tr>
+      <w:tr>
+        <w:tc>
+          <w:tcPr>
+            <w:tcW w:type="dxa" w:w="4824"/>
+            <w:shd w:val="clear" w:fill="FAF6EF"/>
+            <w:tcBorders>
+              <w:top w:val="single" w:sz="6" w:space="0" w:color="E7E5E4"/>
+              <w:bottom w:val="single" w:sz="6" w:space="0" w:color="E7E5E4"/>
+            </w:tcBorders>
+          </w:tcPr>
+          <w:p>
+            <w:r>
+              <w:rPr>
+                <w:rFonts w:ascii="Calibri" w:hAnsi="Calibri"/>
+                <w:b/>
+                <w:i w:val="0"/>
+                <w:color w:val="57534E"/>
+                <w:sz w:val="17"/>
+              </w:rPr>
+              <w:t>Version</w:t>
+            </w:r>
+          </w:p>
+        </w:tc>
+        <w:tc>
+          <w:tcPr>
+            <w:tcW w:type="dxa" w:w="7200"/>
+            <w:tcBorders>
+              <w:top w:val="single" w:sz="6" w:space="0" w:color="E7E5E4"/>
+              <w:bottom w:val="single" w:sz="6" w:space="0" w:color="E7E5E4"/>
+            </w:tcBorders>
+          </w:tcPr>
+          <w:p>
+            <w:r>
+              <w:rPr>
+                <w:rFonts w:ascii="Calibri" w:hAnsi="Calibri"/>
+                <w:b w:val="0"/>
+                <w:i w:val="0"/>
+                <w:color w:val="1C1917"/>
+                <w:sz w:val="17"/>
+              </w:rPr>
+              <w:t>2.0</w:t>
+            </w:r>
+          </w:p>
+        </w:tc>
+      </w:tr>
+      <w:tr>
+        <w:tc>
+          <w:tcPr>
+            <w:tcW w:type="dxa" w:w="4824"/>
+            <w:shd w:val="clear" w:fill="FAF6EF"/>
+            <w:tcBorders>
+              <w:top w:val="single" w:sz="6" w:space="0" w:color="E7E5E4"/>
+              <w:bottom w:val="single" w:sz="6" w:space="0" w:color="E7E5E4"/>
+            </w:tcBorders>
+          </w:tcPr>
+          <w:p>
+            <w:r>
+              <w:rPr>
+                <w:rFonts w:ascii="Calibri" w:hAnsi="Calibri"/>
+                <w:b/>
+                <w:i w:val="0"/>
+                <w:color w:val="57534E"/>
+                <w:sz w:val="17"/>
+              </w:rPr>
+              <w:t>Date</w:t>
+            </w:r>
+          </w:p>
+        </w:tc>
+        <w:tc>
+          <w:tcPr>
+            <w:tcW w:type="dxa" w:w="7200"/>
+            <w:tcBorders>
+              <w:top w:val="single" w:sz="6" w:space="0" w:color="E7E5E4"/>
+              <w:bottom w:val="single" w:sz="6" w:space="0" w:color="E7E5E4"/>
+            </w:tcBorders>
+          </w:tcPr>
+          <w:p>
+            <w:r>
+              <w:rPr>
+                <w:rFonts w:ascii="Calibri" w:hAnsi="Calibri"/>
+                <w:b w:val="0"/>
+                <w:i w:val="0"/>
+                <w:color w:val="1C1917"/>
+                <w:sz w:val="17"/>
               </w:rPr>
               <w:t>July 2026</w:t>
             </w:r>
@@ -123,30 +302,44 @@
       <w:tr>
         <w:tc>
           <w:tcPr>
-            <w:tcW w:type="dxa" w:w="4320"/>
+            <w:tcW w:type="dxa" w:w="4824"/>
+            <w:shd w:val="clear" w:fill="FAF6EF"/>
+            <w:tcBorders>
+              <w:top w:val="single" w:sz="6" w:space="0" w:color="E7E5E4"/>
+              <w:bottom w:val="single" w:sz="6" w:space="0" w:color="E7E5E4"/>
+            </w:tcBorders>
           </w:tcPr>
           <w:p>
             <w:r>
               <w:rPr>
+                <w:rFonts w:ascii="Calibri" w:hAnsi="Calibri"/>
                 <w:b/>
+                <w:i w:val="0"/>
                 <w:color w:val="57534E"/>
-                <w:sz w:val="18"/>
+                <w:sz w:val="17"/>
               </w:rPr>
-              <w:t>Version</w:t>
+              <w:t>Status</w:t>
             </w:r>
           </w:p>
         </w:tc>
         <w:tc>
           <w:tcPr>
-            <w:tcW w:type="dxa" w:w="4320"/>
+            <w:tcW w:type="dxa" w:w="7200"/>
+            <w:tcBorders>
+              <w:top w:val="single" w:sz="6" w:space="0" w:color="E7E5E4"/>
+              <w:bottom w:val="single" w:sz="6" w:space="0" w:color="E7E5E4"/>
+            </w:tcBorders>
           </w:tcPr>
           <w:p>
             <w:r>
               <w:rPr>
+                <w:rFonts w:ascii="Calibri" w:hAnsi="Calibri"/>
+                <w:b w:val="0"/>
+                <w:i w:val="0"/>
                 <w:color w:val="1C1917"/>
-                <w:sz w:val="18"/>
+                <w:sz w:val="17"/>
               </w:rPr>
-              <w:t>1.0</w:t>
+              <w:t>Position paper — for internal discussion</w:t>
             </w:r>
           </w:p>
         </w:tc>
@@ -154,35 +347,199 @@
       <w:tr>
         <w:tc>
           <w:tcPr>
-            <w:tcW w:type="dxa" w:w="4320"/>
+            <w:tcW w:type="dxa" w:w="4824"/>
+            <w:shd w:val="clear" w:fill="FAF6EF"/>
+            <w:tcBorders>
+              <w:top w:val="single" w:sz="6" w:space="0" w:color="E7E5E4"/>
+              <w:bottom w:val="single" w:sz="6" w:space="0" w:color="E7E5E4"/>
+            </w:tcBorders>
           </w:tcPr>
           <w:p>
             <w:r>
               <w:rPr>
+                <w:rFonts w:ascii="Calibri" w:hAnsi="Calibri"/>
                 <w:b/>
+                <w:i w:val="0"/>
                 <w:color w:val="57534E"/>
-                <w:sz w:val="18"/>
+                <w:sz w:val="17"/>
               </w:rPr>
-              <w:t>Status</w:t>
+              <w:t>Audience</w:t>
             </w:r>
           </w:p>
         </w:tc>
         <w:tc>
           <w:tcPr>
-            <w:tcW w:type="dxa" w:w="4320"/>
+            <w:tcW w:type="dxa" w:w="7200"/>
+            <w:tcBorders>
+              <w:top w:val="single" w:sz="6" w:space="0" w:color="E7E5E4"/>
+              <w:bottom w:val="single" w:sz="6" w:space="0" w:color="E7E5E4"/>
+            </w:tcBorders>
           </w:tcPr>
           <w:p>
             <w:r>
               <w:rPr>
+                <w:rFonts w:ascii="Calibri" w:hAnsi="Calibri"/>
+                <w:b w:val="0"/>
+                <w:i w:val="0"/>
                 <w:color w:val="1C1917"/>
-                <w:sz w:val="18"/>
+                <w:sz w:val="17"/>
               </w:rPr>
-              <w:t>Position paper — internal discussion</w:t>
+              <w:t>Business Banking leadership, product, and risk &amp; compliance</w:t>
             </w:r>
           </w:p>
         </w:tc>
       </w:tr>
     </w:tbl>
+    <w:p>
+      <w:pPr>
+        <w:spacing w:before="440" w:after="80"/>
+      </w:pPr>
+      <w:r>
+        <w:rPr>
+          <w:rFonts w:ascii="Calibri" w:hAnsi="Calibri"/>
+          <w:b/>
+          <w:i w:val="0"/>
+          <w:color w:val="1C1917"/>
+          <w:sz w:val="24"/>
+        </w:rPr>
+        <w:t>Contents</w:t>
+      </w:r>
+    </w:p>
+    <w:p>
+      <w:pPr>
+        <w:spacing w:after="40"/>
+      </w:pPr>
+      <w:r>
+        <w:rPr>
+          <w:rFonts w:ascii="Calibri" w:hAnsi="Calibri"/>
+          <w:b w:val="0"/>
+          <w:i w:val="0"/>
+          <w:color w:val="57534E"/>
+          <w:sz w:val="20"/>
+        </w:rPr>
+        <w:t>1  Position in brief</w:t>
+      </w:r>
+    </w:p>
+    <w:p>
+      <w:pPr>
+        <w:spacing w:after="40"/>
+      </w:pPr>
+      <w:r>
+        <w:rPr>
+          <w:rFonts w:ascii="Calibri" w:hAnsi="Calibri"/>
+          <w:b w:val="0"/>
+          <w:i w:val="0"/>
+          <w:color w:val="57534E"/>
+          <w:sz w:val="20"/>
+        </w:rPr>
+        <w:t>2  The problem: paper in the critical path</w:t>
+      </w:r>
+    </w:p>
+    <w:p>
+      <w:pPr>
+        <w:spacing w:after="40"/>
+      </w:pPr>
+      <w:r>
+        <w:rPr>
+          <w:rFonts w:ascii="Calibri" w:hAnsi="Calibri"/>
+          <w:b w:val="0"/>
+          <w:i w:val="0"/>
+          <w:color w:val="57534E"/>
+          <w:sz w:val="20"/>
+        </w:rPr>
+        <w:t>3  The opportunity: compliant self-serve</w:t>
+      </w:r>
+    </w:p>
+    <w:p>
+      <w:pPr>
+        <w:spacing w:after="40"/>
+      </w:pPr>
+      <w:r>
+        <w:rPr>
+          <w:rFonts w:ascii="Calibri" w:hAnsi="Calibri"/>
+          <w:b w:val="0"/>
+          <w:i w:val="0"/>
+          <w:color w:val="57534E"/>
+          <w:sz w:val="20"/>
+        </w:rPr>
+        <w:t>4  Why now</w:t>
+      </w:r>
+    </w:p>
+    <w:p>
+      <w:pPr>
+        <w:spacing w:after="40"/>
+      </w:pPr>
+      <w:r>
+        <w:rPr>
+          <w:rFonts w:ascii="Calibri" w:hAnsi="Calibri"/>
+          <w:b w:val="0"/>
+          <w:i w:val="0"/>
+          <w:color w:val="57534E"/>
+          <w:sz w:val="20"/>
+        </w:rPr>
+        <w:t>5  Evidence: the prototype</w:t>
+      </w:r>
+    </w:p>
+    <w:p>
+      <w:pPr>
+        <w:spacing w:after="40"/>
+      </w:pPr>
+      <w:r>
+        <w:rPr>
+          <w:rFonts w:ascii="Calibri" w:hAnsi="Calibri"/>
+          <w:b w:val="0"/>
+          <w:i w:val="0"/>
+          <w:color w:val="57534E"/>
+          <w:sz w:val="20"/>
+        </w:rPr>
+        <w:t>6  Benefits</w:t>
+      </w:r>
+    </w:p>
+    <w:p>
+      <w:pPr>
+        <w:spacing w:after="40"/>
+      </w:pPr>
+      <w:r>
+        <w:rPr>
+          <w:rFonts w:ascii="Calibri" w:hAnsi="Calibri"/>
+          <w:b w:val="0"/>
+          <w:i w:val="0"/>
+          <w:color w:val="57534E"/>
+          <w:sz w:val="20"/>
+        </w:rPr>
+        <w:t>7  Risks and mitigations</w:t>
+      </w:r>
+    </w:p>
+    <w:p>
+      <w:pPr>
+        <w:spacing w:after="40"/>
+      </w:pPr>
+      <w:r>
+        <w:rPr>
+          <w:rFonts w:ascii="Calibri" w:hAnsi="Calibri"/>
+          <w:b w:val="0"/>
+          <w:i w:val="0"/>
+          <w:color w:val="57534E"/>
+          <w:sz w:val="20"/>
+        </w:rPr>
+        <w:t>8  Recommendation</w:t>
+      </w:r>
+    </w:p>
+    <w:p>
+      <w:pPr>
+        <w:spacing w:after="40"/>
+      </w:pPr>
+      <w:r>
+        <w:rPr>
+          <w:rFonts w:ascii="Calibri" w:hAnsi="Calibri"/>
+          <w:b w:val="0"/>
+          <w:i w:val="0"/>
+          <w:color w:val="57534E"/>
+          <w:sz w:val="20"/>
+        </w:rPr>
+        <w:t>References</w:t>
+      </w:r>
+    </w:p>
     <w:p>
       <w:r>
         <w:br w:type="page"/>
@@ -190,11 +547,13 @@
     </w:p>
     <w:p>
       <w:pPr>
-        <w:spacing w:after="20"/>
+        <w:spacing w:before="280" w:after="20"/>
       </w:pPr>
       <w:r>
         <w:rPr>
+          <w:rFonts w:ascii="Calibri" w:hAnsi="Calibri"/>
           <w:b/>
+          <w:i w:val="0"/>
           <w:color w:val="C8102E"/>
           <w:sz w:val="16"/>
         </w:rPr>
@@ -203,45 +562,61 @@
     </w:p>
     <w:p>
       <w:pPr>
-        <w:spacing w:before="320" w:after="80"/>
+        <w:spacing w:before="40" w:after="100"/>
         <w:pBdr>
           <w:bottom w:val="single" w:sz="6" w:space="4" w:color="E7E5E4"/>
         </w:pBdr>
       </w:pPr>
       <w:r>
         <w:rPr>
+          <w:rFonts w:ascii="Calibri" w:hAnsi="Calibri"/>
           <w:b/>
+          <w:i w:val="0"/>
           <w:color w:val="1C1917"/>
           <w:sz w:val="30"/>
         </w:rPr>
-        <w:t>1  Our position</w:t>
-      </w:r>
-    </w:p>
-    <w:p>
-      <w:r>
-        <w:rPr>
-          <w:color w:val="1C1917"/>
-          <w:sz w:val="21"/>
-        </w:rPr>
-        <w:t>Business-banking service events that still rely on paper and branch visits should be re-imagined as guided, self-serve, digitally-signed journeys inside the banking app — with the regulatory controls built into the flow. Doing so reduces cost and delay, improves the customer experience, and can strengthen compliance by making every check explicit, consistent and logged.</w:t>
-      </w:r>
-    </w:p>
-    <w:p>
-      <w:r>
-        <w:rPr>
-          <w:color w:val="1C1917"/>
-          <w:sz w:val="21"/>
-        </w:rPr>
-        <w:t>This paper sets out the argument and points to a working front-end prototype that makes it concrete.</w:t>
+        <w:t>1   Position in brief</w:t>
       </w:r>
     </w:p>
     <w:p>
       <w:pPr>
-        <w:spacing w:after="20"/>
+        <w:spacing w:before="0" w:after="140" w:line="312" w:lineRule="auto"/>
       </w:pPr>
       <w:r>
         <w:rPr>
+          <w:rFonts w:ascii="Calibri" w:hAnsi="Calibri"/>
+          <w:b w:val="0"/>
+          <w:i w:val="0"/>
+          <w:color w:val="1C1917"/>
+          <w:sz w:val="24"/>
+        </w:rPr>
+        <w:t>Business-banking service events that still depend on paper and branch attendance should be re-imagined as guided, digitally-signed, self-serve journeys — with the regulatory controls built into the flow. The case is not merely one of convenience: done well, this model reduces cost and elapsed time, improves the customer experience, and strengthens compliance by making every control explicit, consistent and automatically recorded.</w:t>
+      </w:r>
+    </w:p>
+    <w:p>
+      <w:pPr>
+        <w:spacing w:before="0" w:after="120"/>
+      </w:pPr>
+      <w:r>
+        <w:rPr>
+          <w:rFonts w:ascii="Calibri" w:hAnsi="Calibri"/>
+          <w:b w:val="0"/>
+          <w:i w:val="0"/>
+          <w:color w:val="1C1917"/>
+          <w:sz w:val="21"/>
+        </w:rPr>
+        <w:t>This paper sets out the argument in four moves — the problem, the opportunity, the timing, and the evidence — and closes with a specific recommendation. A working front-end prototype accompanies it and makes the proposition concrete enough to test.</w:t>
+      </w:r>
+    </w:p>
+    <w:p>
+      <w:pPr>
+        <w:spacing w:before="280" w:after="20"/>
+      </w:pPr>
+      <w:r>
+        <w:rPr>
+          <w:rFonts w:ascii="Calibri" w:hAnsi="Calibri"/>
           <w:b/>
+          <w:i w:val="0"/>
           <w:color w:val="C8102E"/>
           <w:sz w:val="16"/>
         </w:rPr>
@@ -250,88 +625,110 @@
     </w:p>
     <w:p>
       <w:pPr>
-        <w:spacing w:before="320" w:after="80"/>
+        <w:spacing w:before="40" w:after="100"/>
         <w:pBdr>
           <w:bottom w:val="single" w:sz="6" w:space="4" w:color="E7E5E4"/>
         </w:pBdr>
       </w:pPr>
       <w:r>
         <w:rPr>
+          <w:rFonts w:ascii="Calibri" w:hAnsi="Calibri"/>
           <w:b/>
+          <w:i w:val="0"/>
           <w:color w:val="1C1917"/>
           <w:sz w:val="30"/>
         </w:rPr>
-        <w:t>2  Paper is still in the critical path</w:t>
+        <w:t>2   The problem: paper in the critical path</w:t>
       </w:r>
     </w:p>
     <w:p>
+      <w:pPr>
+        <w:spacing w:before="0" w:after="120"/>
+      </w:pPr>
       <w:r>
         <w:rPr>
+          <w:rFonts w:ascii="Calibri" w:hAnsi="Calibri"/>
+          <w:b w:val="0"/>
+          <w:i w:val="0"/>
           <w:color w:val="1C1917"/>
           <w:sz w:val="21"/>
         </w:rPr>
-        <w:t>Across mandates, payments, closures, disputes and onboarding, too many journeys still depend on posted forms, wet-ink signatures, faxed details and branch visits. The cost is measured in days of delay, operational handling, error and rework — and in a customer experience that lags the rest of digital banking.</w:t>
+        <w:t>Across mandates, payments, closures, disputes and onboarding, too many journeys still sit on posted forms, wet-ink signatures, faxed details and branch visits. The consequence is not a single large failure but a steady accumulation of small ones: latency, cost, error and an experience that visibly lags the rest of digital banking.</w:t>
       </w:r>
     </w:p>
     <w:p>
       <w:pPr>
         <w:pStyle w:val="ListBullet"/>
-        <w:spacing w:after="40"/>
+        <w:spacing w:after="60"/>
       </w:pPr>
       <w:r>
         <w:rPr>
+          <w:rFonts w:ascii="Calibri" w:hAnsi="Calibri"/>
+          <w:b w:val="0"/>
+          <w:i w:val="0"/>
           <w:color w:val="1C1917"/>
           <w:sz w:val="21"/>
         </w:rPr>
-        <w:t>Delay: postal round-trips and manual processing stretch simple changes into days.</w:t>
+        <w:t>Latency — postal round-trips convert minutes of decision-making into days of elapsed time.</w:t>
       </w:r>
     </w:p>
     <w:p>
       <w:pPr>
         <w:pStyle w:val="ListBullet"/>
-        <w:spacing w:after="40"/>
+        <w:spacing w:after="60"/>
       </w:pPr>
       <w:r>
         <w:rPr>
+          <w:rFonts w:ascii="Calibri" w:hAnsi="Calibri"/>
+          <w:b w:val="0"/>
+          <w:i w:val="0"/>
           <w:color w:val="1C1917"/>
           <w:sz w:val="21"/>
         </w:rPr>
-        <w:t>Cost: paper handling, re-keying and exception management carry real operational expense.</w:t>
+        <w:t>Cost — paper handling, re-keying and exception management carry real and recurring operational expense.</w:t>
       </w:r>
     </w:p>
     <w:p>
       <w:pPr>
         <w:pStyle w:val="ListBullet"/>
-        <w:spacing w:after="40"/>
+        <w:spacing w:after="60"/>
       </w:pPr>
       <w:r>
         <w:rPr>
+          <w:rFonts w:ascii="Calibri" w:hAnsi="Calibri"/>
+          <w:b w:val="0"/>
+          <w:i w:val="0"/>
           <w:color w:val="1C1917"/>
           <w:sz w:val="21"/>
         </w:rPr>
-        <w:t>Risk: manual steps introduce error and inconsistent application of controls.</w:t>
+        <w:t>Risk — manually-applied controls are harder to apply consistently and harder still to evidence [1].</w:t>
       </w:r>
     </w:p>
     <w:p>
       <w:pPr>
         <w:pStyle w:val="ListBullet"/>
-        <w:spacing w:after="40"/>
+        <w:spacing w:after="60"/>
       </w:pPr>
       <w:r>
         <w:rPr>
+          <w:rFonts w:ascii="Calibri" w:hAnsi="Calibri"/>
+          <w:b w:val="0"/>
+          <w:i w:val="0"/>
           <w:color w:val="1C1917"/>
           <w:sz w:val="21"/>
         </w:rPr>
-        <w:t>Experience: business customers expect to self-serve, at any hour, from any device.</w:t>
+        <w:t>Experience — business customers now expect to self-serve, at any hour, from any device.</w:t>
       </w:r>
     </w:p>
     <w:p>
       <w:pPr>
-        <w:spacing w:after="20"/>
+        <w:spacing w:before="280" w:after="20"/>
       </w:pPr>
       <w:r>
         <w:rPr>
+          <w:rFonts w:ascii="Calibri" w:hAnsi="Calibri"/>
           <w:b/>
+          <w:i w:val="0"/>
           <w:color w:val="C8102E"/>
           <w:sz w:val="16"/>
         </w:rPr>
@@ -340,36 +737,102 @@
     </w:p>
     <w:p>
       <w:pPr>
-        <w:spacing w:before="320" w:after="80"/>
+        <w:spacing w:before="40" w:after="100"/>
         <w:pBdr>
           <w:bottom w:val="single" w:sz="6" w:space="4" w:color="E7E5E4"/>
         </w:pBdr>
       </w:pPr>
       <w:r>
         <w:rPr>
+          <w:rFonts w:ascii="Calibri" w:hAnsi="Calibri"/>
           <w:b/>
+          <w:i w:val="0"/>
           <w:color w:val="1C1917"/>
           <w:sz w:val="30"/>
         </w:rPr>
-        <w:t>3  Compliant self-serve, paperless by default</w:t>
-      </w:r>
-    </w:p>
-    <w:p>
-      <w:r>
-        <w:rPr>
-          <w:color w:val="1C1917"/>
-          <w:sz w:val="21"/>
-        </w:rPr>
-        <w:t>The controls these journeys require — identity verification, authorisation to the correct mandate, confirmation of payee, sanctions and PEP screening, cooling-off, audit — are precisely the things software does consistently and at scale. Expressed inside the workflow, they become an enabler of a better experience rather than a reason to keep paper.</w:t>
+        <w:t>3   The opportunity: compliant self-serve</w:t>
       </w:r>
     </w:p>
     <w:p>
       <w:pPr>
-        <w:spacing w:after="20"/>
+        <w:spacing w:before="0" w:after="120"/>
       </w:pPr>
       <w:r>
         <w:rPr>
+          <w:rFonts w:ascii="Calibri" w:hAnsi="Calibri"/>
+          <w:b w:val="0"/>
+          <w:i w:val="0"/>
+          <w:color w:val="1C1917"/>
+          <w:sz w:val="21"/>
+        </w:rPr>
+        <w:t>The controls these journeys require — identity, authorisation to the correct mandate, Confirmation of Payee [4], sanctions and PEP screening [8], cooling-off, and audit [12] — are precisely the tasks software performs consistently and at scale. Expressed inside the workflow, a control stops being a reason to keep paper and becomes the mechanism that makes a faster, self-serve journey safe.</w:t>
+      </w:r>
+    </w:p>
+    <w:tbl>
+      <w:tblPr>
+        <w:tblW w:type="auto" w:w="0"/>
+        <w:jc w:val="center"/>
+        <w:tblLook w:firstColumn="1" w:firstRow="1" w:lastColumn="0" w:lastRow="0" w:noHBand="0" w:noVBand="1" w:val="04A0"/>
+      </w:tblPr>
+      <w:tblGrid>
+        <w:gridCol w:w="9648"/>
+      </w:tblGrid>
+      <w:tr>
+        <w:tc>
+          <w:tcPr>
+            <w:tcW w:type="dxa" w:w="9504"/>
+            <w:shd w:val="clear" w:fill="FAF6EF"/>
+            <w:tcBorders>
+              <w:left w:val="single" w:sz="24" w:space="0" w:color="C8102E"/>
+            </w:tcBorders>
+          </w:tcPr>
+          <w:p>
+            <w:pPr>
+              <w:spacing w:after="40"/>
+            </w:pPr>
+            <w:r>
+              <w:rPr>
+                <w:rFonts w:ascii="Calibri" w:hAnsi="Calibri"/>
+                <w:b/>
+                <w:i w:val="0"/>
+                <w:color w:val="C8102E"/>
+                <w:sz w:val="17"/>
+              </w:rPr>
+              <w:t xml:space="preserve">THE REFRAMING  </w:t>
+            </w:r>
+          </w:p>
+          <w:p>
+            <w:pPr>
+              <w:spacing w:after="40"/>
+            </w:pPr>
+            <w:r>
+              <w:rPr>
+                <w:rFonts w:ascii="Calibri" w:hAnsi="Calibri"/>
+                <w:b w:val="0"/>
+                <w:i w:val="0"/>
+                <w:color w:val="1C1917"/>
+                <w:sz w:val="21"/>
+              </w:rPr>
+              <w:t>Compliance and customer experience are usually treated as a trade-off. Building the controls into the flow collapses that trade-off: the same design that removes the paper is the one that applies the control more consistently than paper ever did.</w:t>
+            </w:r>
+          </w:p>
+        </w:tc>
+      </w:tr>
+    </w:tbl>
+    <w:p>
+      <w:pPr>
+        <w:spacing w:after="40"/>
+      </w:pPr>
+    </w:p>
+    <w:p>
+      <w:pPr>
+        <w:spacing w:before="280" w:after="20"/>
+      </w:pPr>
+      <w:r>
+        <w:rPr>
+          <w:rFonts w:ascii="Calibri" w:hAnsi="Calibri"/>
           <w:b/>
+          <w:i w:val="0"/>
           <w:color w:val="C8102E"/>
           <w:sz w:val="16"/>
         </w:rPr>
@@ -378,66 +841,94 @@
     </w:p>
     <w:p>
       <w:pPr>
-        <w:spacing w:before="320" w:after="80"/>
+        <w:spacing w:before="40" w:after="100"/>
         <w:pBdr>
           <w:bottom w:val="single" w:sz="6" w:space="4" w:color="E7E5E4"/>
         </w:pBdr>
       </w:pPr>
       <w:r>
         <w:rPr>
+          <w:rFonts w:ascii="Calibri" w:hAnsi="Calibri"/>
           <w:b/>
+          <w:i w:val="0"/>
           <w:color w:val="1C1917"/>
           <w:sz w:val="30"/>
         </w:rPr>
-        <w:t>4  The timing case</w:t>
+        <w:t>4   Why now</w:t>
+      </w:r>
+    </w:p>
+    <w:p>
+      <w:pPr>
+        <w:spacing w:before="0" w:after="120"/>
+      </w:pPr>
+      <w:r>
+        <w:rPr>
+          <w:rFonts w:ascii="Calibri" w:hAnsi="Calibri"/>
+          <w:b w:val="0"/>
+          <w:i w:val="0"/>
+          <w:color w:val="1C1917"/>
+          <w:sz w:val="21"/>
+        </w:rPr>
+        <w:t>Three developments make this the right moment rather than merely a good idea:</w:t>
       </w:r>
     </w:p>
     <w:p>
       <w:pPr>
         <w:pStyle w:val="ListBullet"/>
-        <w:spacing w:after="40"/>
+        <w:spacing w:after="60"/>
       </w:pPr>
       <w:r>
         <w:rPr>
+          <w:rFonts w:ascii="Calibri" w:hAnsi="Calibri"/>
+          <w:b w:val="0"/>
+          <w:i w:val="0"/>
           <w:color w:val="1C1917"/>
           <w:sz w:val="21"/>
         </w:rPr>
-        <w:t>Regulatory expectations (Consumer Duty, SCA, APP-fraud reimbursement) reward controls that are consistent and evidenced.</w:t>
+        <w:t>Regulatory direction rewards it. The Consumer Duty [1] expects demonstrable good outcomes, and the APP reimbursement regime [7] raises the cost of inconsistent payment controls — both favour controls that are built in and evidenced.</w:t>
       </w:r>
     </w:p>
     <w:p>
       <w:pPr>
         <w:pStyle w:val="ListBullet"/>
-        <w:spacing w:after="40"/>
+        <w:spacing w:after="60"/>
       </w:pPr>
       <w:r>
         <w:rPr>
+          <w:rFonts w:ascii="Calibri" w:hAnsi="Calibri"/>
+          <w:b w:val="0"/>
+          <w:i w:val="0"/>
           <w:color w:val="1C1917"/>
           <w:sz w:val="21"/>
         </w:rPr>
-        <w:t>Business customers increasingly expect parity with the best consumer digital experiences.</w:t>
+        <w:t>Expectations have shifted. Business customers increasingly expect parity with the best consumer digital experiences, and judge the bank against them.</w:t>
       </w:r>
     </w:p>
     <w:p>
       <w:pPr>
         <w:pStyle w:val="ListBullet"/>
-        <w:spacing w:after="40"/>
+        <w:spacing w:after="60"/>
       </w:pPr>
       <w:r>
         <w:rPr>
+          <w:rFonts w:ascii="Calibri" w:hAnsi="Calibri"/>
+          <w:b w:val="0"/>
+          <w:i w:val="0"/>
           <w:color w:val="1C1917"/>
           <w:sz w:val="21"/>
         </w:rPr>
-        <w:t>Confirmation of Payee, digital identity and strong authentication are now mature, reusable building blocks.</w:t>
+        <w:t>The building blocks are mature. Confirmation of Payee [4], Strong Customer Authentication [3] and digital identity are established, reusable capabilities rather than research projects.</w:t>
       </w:r>
     </w:p>
     <w:p>
       <w:pPr>
-        <w:spacing w:after="20"/>
+        <w:spacing w:before="280" w:after="20"/>
       </w:pPr>
       <w:r>
         <w:rPr>
+          <w:rFonts w:ascii="Calibri" w:hAnsi="Calibri"/>
           <w:b/>
+          <w:i w:val="0"/>
           <w:color w:val="C8102E"/>
           <w:sz w:val="16"/>
         </w:rPr>
@@ -446,36 +937,46 @@
     </w:p>
     <w:p>
       <w:pPr>
-        <w:spacing w:before="320" w:after="80"/>
+        <w:spacing w:before="40" w:after="100"/>
         <w:pBdr>
           <w:bottom w:val="single" w:sz="6" w:space="4" w:color="E7E5E4"/>
         </w:pBdr>
       </w:pPr>
       <w:r>
         <w:rPr>
+          <w:rFonts w:ascii="Calibri" w:hAnsi="Calibri"/>
           <w:b/>
+          <w:i w:val="0"/>
           <w:color w:val="1C1917"/>
           <w:sz w:val="30"/>
         </w:rPr>
-        <w:t>5  What the prototype demonstrates</w:t>
-      </w:r>
-    </w:p>
-    <w:p>
-      <w:r>
-        <w:rPr>
-          <w:color w:val="1C1917"/>
-          <w:sz w:val="21"/>
-        </w:rPr>
-        <w:t>A front-end concept prototype implements 17 paperless journeys across 7 business entity types, each replacing a specific paper or branch process and surfacing its regulatory controls in the experience — from mandate changes and bulk payments to disputes, cross-border beneficiary onboarding, balance certificates and device/session management. It is a clickable articulation of the position, not a production system.</w:t>
+        <w:t>5   Evidence: the prototype</w:t>
       </w:r>
     </w:p>
     <w:p>
       <w:pPr>
-        <w:spacing w:after="20"/>
+        <w:spacing w:before="0" w:after="120"/>
       </w:pPr>
       <w:r>
         <w:rPr>
+          <w:rFonts w:ascii="Calibri" w:hAnsi="Calibri"/>
+          <w:b w:val="0"/>
+          <w:i w:val="0"/>
+          <w:color w:val="1C1917"/>
+          <w:sz w:val="21"/>
+        </w:rPr>
+        <w:t>A self-initiated front-end prototype implements seventeen paperless journeys across seven business entity types, each replacing a specific paper or branch process and surfacing the control that governs it — from mandate changes and bulk payments to disputes, cross-border beneficiary onboarding, balance certificates and device management. It is a clickable articulation of this position, deliberately front-end only and carrying no real data. Its role is to move the conversation from slideware to something colleagues, risk stakeholders and customers can actually use.</w:t>
+      </w:r>
+    </w:p>
+    <w:p>
+      <w:pPr>
+        <w:spacing w:before="280" w:after="20"/>
+      </w:pPr>
+      <w:r>
+        <w:rPr>
+          <w:rFonts w:ascii="Calibri" w:hAnsi="Calibri"/>
           <w:b/>
+          <w:i w:val="0"/>
           <w:color w:val="C8102E"/>
           <w:sz w:val="16"/>
         </w:rPr>
@@ -484,18 +985,35 @@
     </w:p>
     <w:p>
       <w:pPr>
-        <w:spacing w:before="320" w:after="80"/>
+        <w:spacing w:before="40" w:after="100"/>
         <w:pBdr>
           <w:bottom w:val="single" w:sz="6" w:space="4" w:color="E7E5E4"/>
         </w:pBdr>
       </w:pPr>
       <w:r>
         <w:rPr>
+          <w:rFonts w:ascii="Calibri" w:hAnsi="Calibri"/>
           <w:b/>
+          <w:i w:val="0"/>
           <w:color w:val="1C1917"/>
           <w:sz w:val="30"/>
         </w:rPr>
-        <w:t>6  Who benefits, and how</w:t>
+        <w:t>6   Benefits</w:t>
+      </w:r>
+    </w:p>
+    <w:p>
+      <w:pPr>
+        <w:spacing w:before="0" w:after="120"/>
+      </w:pPr>
+      <w:r>
+        <w:rPr>
+          <w:rFonts w:ascii="Calibri" w:hAnsi="Calibri"/>
+          <w:b w:val="0"/>
+          <w:i w:val="0"/>
+          <w:color w:val="1C1917"/>
+          <w:sz w:val="21"/>
+        </w:rPr>
+        <w:t>The value accrues to three parties at once, which is what makes the proposition durable rather than a cost-shifting exercise:</w:t>
       </w:r>
     </w:p>
     <w:tbl>
@@ -506,19 +1024,21 @@
         <w:tblLook w:firstColumn="1" w:firstRow="1" w:lastColumn="0" w:lastRow="0" w:noHBand="0" w:noVBand="1" w:val="04A0"/>
       </w:tblPr>
       <w:tblGrid>
-        <w:gridCol w:w="4320"/>
-        <w:gridCol w:w="4320"/>
+        <w:gridCol w:w="4824"/>
+        <w:gridCol w:w="4824"/>
       </w:tblGrid>
       <w:tr>
         <w:tc>
           <w:tcPr>
-            <w:tcW w:type="dxa" w:w="2304"/>
+            <w:tcW w:type="dxa" w:w="2268"/>
             <w:shd w:val="clear" w:fill="1C1917"/>
           </w:tcPr>
           <w:p>
             <w:r>
               <w:rPr>
+                <w:rFonts w:ascii="Calibri" w:hAnsi="Calibri"/>
                 <w:b/>
+                <w:i w:val="0"/>
                 <w:color w:val="FFFFFF"/>
                 <w:sz w:val="18"/>
               </w:rPr>
@@ -528,13 +1048,15 @@
         </w:tc>
         <w:tc>
           <w:tcPr>
-            <w:tcW w:type="dxa" w:w="6624"/>
+            <w:tcW w:type="dxa" w:w="6690"/>
             <w:shd w:val="clear" w:fill="1C1917"/>
           </w:tcPr>
           <w:p>
             <w:r>
               <w:rPr>
+                <w:rFonts w:ascii="Calibri" w:hAnsi="Calibri"/>
                 <w:b/>
+                <w:i w:val="0"/>
                 <w:color w:val="FFFFFF"/>
                 <w:sz w:val="18"/>
               </w:rPr>
@@ -546,12 +1068,14 @@
       <w:tr>
         <w:tc>
           <w:tcPr>
-            <w:tcW w:type="dxa" w:w="2304"/>
+            <w:tcW w:type="dxa" w:w="2268"/>
           </w:tcPr>
           <w:p>
             <w:r>
               <w:rPr>
+                <w:rFonts w:ascii="Calibri" w:hAnsi="Calibri"/>
                 <w:b/>
+                <w:i w:val="0"/>
                 <w:color w:val="1C1917"/>
                 <w:sz w:val="18"/>
               </w:rPr>
@@ -561,15 +1085,18 @@
         </w:tc>
         <w:tc>
           <w:tcPr>
-            <w:tcW w:type="dxa" w:w="6624"/>
+            <w:tcW w:type="dxa" w:w="6690"/>
           </w:tcPr>
           <w:p>
             <w:r>
               <w:rPr>
+                <w:rFonts w:ascii="Calibri" w:hAnsi="Calibri"/>
+                <w:b w:val="0"/>
+                <w:i w:val="0"/>
                 <w:color w:val="1C1917"/>
                 <w:sz w:val="18"/>
               </w:rPr>
-              <w:t>Faster outcomes, self-serve at any time, clear status, fewer branch visits</w:t>
+              <w:t>Faster outcomes, self-serve at any time, clear status, and fewer branch visits</w:t>
             </w:r>
           </w:p>
         </w:tc>
@@ -577,12 +1104,14 @@
       <w:tr>
         <w:tc>
           <w:tcPr>
-            <w:tcW w:type="dxa" w:w="2304"/>
+            <w:tcW w:type="dxa" w:w="2268"/>
           </w:tcPr>
           <w:p>
             <w:r>
               <w:rPr>
+                <w:rFonts w:ascii="Calibri" w:hAnsi="Calibri"/>
                 <w:b/>
+                <w:i w:val="0"/>
                 <w:color w:val="1C1917"/>
                 <w:sz w:val="18"/>
               </w:rPr>
@@ -592,15 +1121,18 @@
         </w:tc>
         <w:tc>
           <w:tcPr>
-            <w:tcW w:type="dxa" w:w="6624"/>
+            <w:tcW w:type="dxa" w:w="6690"/>
           </w:tcPr>
           <w:p>
             <w:r>
               <w:rPr>
+                <w:rFonts w:ascii="Calibri" w:hAnsi="Calibri"/>
+                <w:b w:val="0"/>
+                <w:i w:val="0"/>
                 <w:color w:val="1C1917"/>
                 <w:sz w:val="18"/>
               </w:rPr>
-              <w:t>Lower handling cost, fewer exceptions, consistent control application, stronger audit</w:t>
+              <w:t>Lower cost-to-serve, fewer exceptions, consistent control application, and a stronger audit position</w:t>
             </w:r>
           </w:p>
         </w:tc>
@@ -608,30 +1140,35 @@
       <w:tr>
         <w:tc>
           <w:tcPr>
-            <w:tcW w:type="dxa" w:w="2304"/>
+            <w:tcW w:type="dxa" w:w="2268"/>
           </w:tcPr>
           <w:p>
             <w:r>
               <w:rPr>
+                <w:rFonts w:ascii="Calibri" w:hAnsi="Calibri"/>
                 <w:b/>
+                <w:i w:val="0"/>
                 <w:color w:val="1C1917"/>
                 <w:sz w:val="18"/>
               </w:rPr>
-              <w:t>Regulatory</w:t>
+              <w:t>Risk &amp; compliance</w:t>
             </w:r>
           </w:p>
         </w:tc>
         <w:tc>
           <w:tcPr>
-            <w:tcW w:type="dxa" w:w="6624"/>
+            <w:tcW w:type="dxa" w:w="6690"/>
           </w:tcPr>
           <w:p>
             <w:r>
               <w:rPr>
+                <w:rFonts w:ascii="Calibri" w:hAnsi="Calibri"/>
+                <w:b w:val="0"/>
+                <w:i w:val="0"/>
                 <w:color w:val="1C1917"/>
                 <w:sz w:val="18"/>
               </w:rPr>
-              <w:t>Controls made explicit and logged; fair-treatment and cooling-off handled by design</w:t>
+              <w:t>Controls made explicit and logged [12]; fair treatment and cooling-off designed in [1]</w:t>
             </w:r>
           </w:p>
         </w:tc>
@@ -639,11 +1176,18 @@
     </w:tbl>
     <w:p>
       <w:pPr>
-        <w:spacing w:after="20"/>
+        <w:spacing w:after="40"/>
+      </w:pPr>
+    </w:p>
+    <w:p>
+      <w:pPr>
+        <w:spacing w:before="280" w:after="20"/>
       </w:pPr>
       <w:r>
         <w:rPr>
+          <w:rFonts w:ascii="Calibri" w:hAnsi="Calibri"/>
           <w:b/>
+          <w:i w:val="0"/>
           <w:color w:val="C8102E"/>
           <w:sz w:val="16"/>
         </w:rPr>
@@ -652,18 +1196,35 @@
     </w:p>
     <w:p>
       <w:pPr>
-        <w:spacing w:before="320" w:after="80"/>
+        <w:spacing w:before="40" w:after="100"/>
         <w:pBdr>
           <w:bottom w:val="single" w:sz="6" w:space="4" w:color="E7E5E4"/>
         </w:pBdr>
       </w:pPr>
       <w:r>
         <w:rPr>
+          <w:rFonts w:ascii="Calibri" w:hAnsi="Calibri"/>
           <w:b/>
+          <w:i w:val="0"/>
           <w:color w:val="1C1917"/>
           <w:sz w:val="30"/>
         </w:rPr>
-        <w:t>7  Risks &amp; mitigations</w:t>
+        <w:t>7   Risks and mitigations</w:t>
+      </w:r>
+    </w:p>
+    <w:p>
+      <w:pPr>
+        <w:spacing w:before="0" w:after="120"/>
+      </w:pPr>
+      <w:r>
+        <w:rPr>
+          <w:rFonts w:ascii="Calibri" w:hAnsi="Calibri"/>
+          <w:b w:val="0"/>
+          <w:i w:val="0"/>
+          <w:color w:val="1C1917"/>
+          <w:sz w:val="21"/>
+        </w:rPr>
+        <w:t>The proposition carries real risks; each has a credible mitigation, and none is a reason for inaction:</w:t>
       </w:r>
     </w:p>
     <w:tbl>
@@ -674,19 +1235,21 @@
         <w:tblLook w:firstColumn="1" w:firstRow="1" w:lastColumn="0" w:lastRow="0" w:noHBand="0" w:noVBand="1" w:val="04A0"/>
       </w:tblPr>
       <w:tblGrid>
-        <w:gridCol w:w="4320"/>
-        <w:gridCol w:w="4320"/>
+        <w:gridCol w:w="4824"/>
+        <w:gridCol w:w="4824"/>
       </w:tblGrid>
       <w:tr>
         <w:tc>
           <w:tcPr>
-            <w:tcW w:type="dxa" w:w="2736"/>
+            <w:tcW w:type="dxa" w:w="2381"/>
             <w:shd w:val="clear" w:fill="1C1917"/>
           </w:tcPr>
           <w:p>
             <w:r>
               <w:rPr>
+                <w:rFonts w:ascii="Calibri" w:hAnsi="Calibri"/>
                 <w:b/>
+                <w:i w:val="0"/>
                 <w:color w:val="FFFFFF"/>
                 <w:sz w:val="18"/>
               </w:rPr>
@@ -696,13 +1259,15 @@
         </w:tc>
         <w:tc>
           <w:tcPr>
-            <w:tcW w:type="dxa" w:w="6192"/>
+            <w:tcW w:type="dxa" w:w="6576"/>
             <w:shd w:val="clear" w:fill="1C1917"/>
           </w:tcPr>
           <w:p>
             <w:r>
               <w:rPr>
+                <w:rFonts w:ascii="Calibri" w:hAnsi="Calibri"/>
                 <w:b/>
+                <w:i w:val="0"/>
                 <w:color w:val="FFFFFF"/>
                 <w:sz w:val="18"/>
               </w:rPr>
@@ -714,12 +1279,14 @@
       <w:tr>
         <w:tc>
           <w:tcPr>
-            <w:tcW w:type="dxa" w:w="2736"/>
+            <w:tcW w:type="dxa" w:w="2381"/>
           </w:tcPr>
           <w:p>
             <w:r>
               <w:rPr>
+                <w:rFonts w:ascii="Calibri" w:hAnsi="Calibri"/>
                 <w:b/>
+                <w:i w:val="0"/>
                 <w:color w:val="1C1917"/>
                 <w:sz w:val="18"/>
               </w:rPr>
@@ -729,15 +1296,18 @@
         </w:tc>
         <w:tc>
           <w:tcPr>
-            <w:tcW w:type="dxa" w:w="6192"/>
+            <w:tcW w:type="dxa" w:w="6576"/>
           </w:tcPr>
           <w:p>
             <w:r>
               <w:rPr>
+                <w:rFonts w:ascii="Calibri" w:hAnsi="Calibri"/>
+                <w:b w:val="0"/>
+                <w:i w:val="0"/>
                 <w:color w:val="1C1917"/>
                 <w:sz w:val="18"/>
               </w:rPr>
-              <w:t>Retain assisted and non-digital routes; design for accessibility (WCAG AA).</w:t>
+              <w:t>Retain assisted and non-digital routes; design to WCAG 2.1 AA [16] from the outset</w:t>
             </w:r>
           </w:p>
         </w:tc>
@@ -745,30 +1315,35 @@
       <w:tr>
         <w:tc>
           <w:tcPr>
-            <w:tcW w:type="dxa" w:w="2736"/>
+            <w:tcW w:type="dxa" w:w="2381"/>
           </w:tcPr>
           <w:p>
             <w:r>
               <w:rPr>
+                <w:rFonts w:ascii="Calibri" w:hAnsi="Calibri"/>
                 <w:b/>
+                <w:i w:val="0"/>
                 <w:color w:val="1C1917"/>
                 <w:sz w:val="18"/>
               </w:rPr>
-              <w:t>Fraud / social engineering</w:t>
+              <w:t>Fraud and social engineering</w:t>
             </w:r>
           </w:p>
         </w:tc>
         <w:tc>
           <w:tcPr>
-            <w:tcW w:type="dxa" w:w="6192"/>
+            <w:tcW w:type="dxa" w:w="6576"/>
           </w:tcPr>
           <w:p>
             <w:r>
               <w:rPr>
+                <w:rFonts w:ascii="Calibri" w:hAnsi="Calibri"/>
+                <w:b w:val="0"/>
+                <w:i w:val="0"/>
                 <w:color w:val="1C1917"/>
                 <w:sz w:val="18"/>
               </w:rPr>
-              <w:t>Strong authentication, Confirmation of Payee, screening, and cooling-off windows.</w:t>
+              <w:t>Strong authentication [3], Confirmation of Payee [4], screening [8], and cooling-off windows</w:t>
             </w:r>
           </w:p>
         </w:tc>
@@ -776,12 +1351,14 @@
       <w:tr>
         <w:tc>
           <w:tcPr>
-            <w:tcW w:type="dxa" w:w="2736"/>
+            <w:tcW w:type="dxa" w:w="2381"/>
           </w:tcPr>
           <w:p>
             <w:r>
               <w:rPr>
+                <w:rFonts w:ascii="Calibri" w:hAnsi="Calibri"/>
                 <w:b/>
+                <w:i w:val="0"/>
                 <w:color w:val="1C1917"/>
                 <w:sz w:val="18"/>
               </w:rPr>
@@ -791,15 +1368,18 @@
         </w:tc>
         <w:tc>
           <w:tcPr>
-            <w:tcW w:type="dxa" w:w="6192"/>
+            <w:tcW w:type="dxa" w:w="6576"/>
           </w:tcPr>
           <w:p>
             <w:r>
               <w:rPr>
+                <w:rFonts w:ascii="Calibri" w:hAnsi="Calibri"/>
+                <w:b w:val="0"/>
+                <w:i w:val="0"/>
                 <w:color w:val="1C1917"/>
                 <w:sz w:val="18"/>
               </w:rPr>
-              <w:t>Model controls as configurable policy rather than hard-coded logic.</w:t>
+              <w:t>Model controls as configurable policy rather than hard-coded logic, so rules can move</w:t>
             </w:r>
           </w:p>
         </w:tc>
@@ -807,12 +1387,14 @@
       <w:tr>
         <w:tc>
           <w:tcPr>
-            <w:tcW w:type="dxa" w:w="2736"/>
+            <w:tcW w:type="dxa" w:w="2381"/>
           </w:tcPr>
           <w:p>
             <w:r>
               <w:rPr>
+                <w:rFonts w:ascii="Calibri" w:hAnsi="Calibri"/>
                 <w:b/>
+                <w:i w:val="0"/>
                 <w:color w:val="1C1917"/>
                 <w:sz w:val="18"/>
               </w:rPr>
@@ -822,15 +1404,18 @@
         </w:tc>
         <w:tc>
           <w:tcPr>
-            <w:tcW w:type="dxa" w:w="6192"/>
+            <w:tcW w:type="dxa" w:w="6576"/>
           </w:tcPr>
           <w:p>
             <w:r>
               <w:rPr>
+                <w:rFonts w:ascii="Calibri" w:hAnsi="Calibri"/>
+                <w:b w:val="0"/>
+                <w:i w:val="0"/>
                 <w:color w:val="1C1917"/>
                 <w:sz w:val="18"/>
               </w:rPr>
-              <w:t>Validate journeys with customer research before scaling; prioritise highest-value flows.</w:t>
+              <w:t>Validate journeys with customer research before scaling; sequence by value, not by ease</w:t>
             </w:r>
           </w:p>
         </w:tc>
@@ -838,11 +1423,18 @@
     </w:tbl>
     <w:p>
       <w:pPr>
-        <w:spacing w:after="20"/>
+        <w:spacing w:after="40"/>
+      </w:pPr>
+    </w:p>
+    <w:p>
+      <w:pPr>
+        <w:spacing w:before="280" w:after="20"/>
       </w:pPr>
       <w:r>
         <w:rPr>
+          <w:rFonts w:ascii="Calibri" w:hAnsi="Calibri"/>
           <w:b/>
+          <w:i w:val="0"/>
           <w:color w:val="C8102E"/>
           <w:sz w:val="16"/>
         </w:rPr>
@@ -851,27 +1443,47 @@
     </w:p>
     <w:p>
       <w:pPr>
-        <w:spacing w:before="320" w:after="80"/>
+        <w:spacing w:before="40" w:after="100"/>
         <w:pBdr>
           <w:bottom w:val="single" w:sz="6" w:space="4" w:color="E7E5E4"/>
         </w:pBdr>
       </w:pPr>
       <w:r>
         <w:rPr>
+          <w:rFonts w:ascii="Calibri" w:hAnsi="Calibri"/>
           <w:b/>
+          <w:i w:val="0"/>
           <w:color w:val="1C1917"/>
           <w:sz w:val="30"/>
         </w:rPr>
-        <w:t>8  Recommendation</w:t>
+        <w:t>8   Recommendation</w:t>
+      </w:r>
+    </w:p>
+    <w:p>
+      <w:pPr>
+        <w:spacing w:before="0" w:after="120"/>
+      </w:pPr>
+      <w:r>
+        <w:rPr>
+          <w:rFonts w:ascii="Calibri" w:hAnsi="Calibri"/>
+          <w:b w:val="0"/>
+          <w:i w:val="0"/>
+          <w:color w:val="1C1917"/>
+          <w:sz w:val="21"/>
+        </w:rPr>
+        <w:t>On the strength of the argument and the accompanying prototype, the recommendation is to:</w:t>
       </w:r>
     </w:p>
     <w:p>
       <w:pPr>
         <w:pStyle w:val="ListBullet"/>
-        <w:spacing w:after="40"/>
+        <w:spacing w:after="60"/>
       </w:pPr>
       <w:r>
         <w:rPr>
+          <w:rFonts w:ascii="Calibri" w:hAnsi="Calibri"/>
+          <w:b w:val="0"/>
+          <w:i w:val="0"/>
           <w:color w:val="1C1917"/>
           <w:sz w:val="21"/>
         </w:rPr>
@@ -881,23 +1493,29 @@
     <w:p>
       <w:pPr>
         <w:pStyle w:val="ListBullet"/>
-        <w:spacing w:after="40"/>
+        <w:spacing w:after="60"/>
       </w:pPr>
       <w:r>
         <w:rPr>
+          <w:rFonts w:ascii="Calibri" w:hAnsi="Calibri"/>
+          <w:b w:val="0"/>
+          <w:i w:val="0"/>
           <w:color w:val="1C1917"/>
           <w:sz w:val="21"/>
         </w:rPr>
-        <w:t>Select a small set of highest-value journeys for a backend-integrated pilot.</w:t>
+        <w:t>Select a small set of highest-value journeys for a backend-integrated pilot with defined success measures.</w:t>
       </w:r>
     </w:p>
     <w:p>
       <w:pPr>
         <w:pStyle w:val="ListBullet"/>
-        <w:spacing w:after="40"/>
+        <w:spacing w:after="60"/>
       </w:pPr>
       <w:r>
         <w:rPr>
+          <w:rFonts w:ascii="Calibri" w:hAnsi="Calibri"/>
+          <w:b w:val="0"/>
+          <w:i w:val="0"/>
           <w:color w:val="1C1917"/>
           <w:sz w:val="21"/>
         </w:rPr>
@@ -907,35 +1525,559 @@
     <w:p>
       <w:pPr>
         <w:pStyle w:val="ListBullet"/>
-        <w:spacing w:after="40"/>
+        <w:spacing w:after="60"/>
       </w:pPr>
       <w:r>
         <w:rPr>
+          <w:rFonts w:ascii="Calibri" w:hAnsi="Calibri"/>
+          <w:b w:val="0"/>
+          <w:i w:val="0"/>
           <w:color w:val="1C1917"/>
           <w:sz w:val="21"/>
         </w:rPr>
-        <w:t>Define production integration, security and data-protection requirements in parallel.</w:t>
+        <w:t>Define the production integration, security and data-protection requirements in parallel, so a positive pilot can proceed without a standing start.</w:t>
+      </w:r>
+    </w:p>
+    <w:p>
+      <w:pPr>
+        <w:spacing w:before="280" w:after="20"/>
+      </w:pPr>
+      <w:r>
+        <w:rPr>
+          <w:rFonts w:ascii="Calibri" w:hAnsi="Calibri"/>
+          <w:b/>
+          <w:i w:val="0"/>
+          <w:color w:val="C8102E"/>
+          <w:sz w:val="16"/>
+        </w:rPr>
+        <w:t>REFERENCES</w:t>
+      </w:r>
+    </w:p>
+    <w:p>
+      <w:pPr>
+        <w:spacing w:before="40" w:after="100"/>
+        <w:pBdr>
+          <w:bottom w:val="single" w:sz="6" w:space="4" w:color="E7E5E4"/>
+        </w:pBdr>
+      </w:pPr>
+      <w:r>
+        <w:rPr>
+          <w:rFonts w:ascii="Calibri" w:hAnsi="Calibri"/>
+          <w:b/>
+          <w:i w:val="0"/>
+          <w:color w:val="1C1917"/>
+          <w:sz w:val="30"/>
+        </w:rPr>
+        <w:t>References</w:t>
+      </w:r>
+    </w:p>
+    <w:p>
+      <w:pPr>
+        <w:spacing w:after="60"/>
+        <w:ind w:left="504" w:hanging="504"/>
+      </w:pPr>
+      <w:r>
+        <w:rPr>
+          <w:rFonts w:ascii="Calibri" w:hAnsi="Calibri"/>
+          <w:b/>
+          <w:i w:val="0"/>
+          <w:color w:val="57534E"/>
+          <w:sz w:val="18"/>
+        </w:rPr>
+        <w:t xml:space="preserve">[1]  </w:t>
+      </w:r>
+      <w:r>
+        <w:rPr>
+          <w:rFonts w:ascii="Calibri" w:hAnsi="Calibri"/>
+          <w:b w:val="0"/>
+          <w:i w:val="0"/>
+          <w:color w:val="1C1917"/>
+          <w:sz w:val="18"/>
+        </w:rPr>
+        <w:t>FCA, A New Consumer Duty — Policy Statement PS22/9 (July 2022); FCA Principle 12 and PRIN 2A.</w:t>
+      </w:r>
+    </w:p>
+    <w:p>
+      <w:pPr>
+        <w:spacing w:after="60"/>
+        <w:ind w:left="504" w:hanging="504"/>
+      </w:pPr>
+      <w:r>
+        <w:rPr>
+          <w:rFonts w:ascii="Calibri" w:hAnsi="Calibri"/>
+          <w:b/>
+          <w:i w:val="0"/>
+          <w:color w:val="57534E"/>
+          <w:sz w:val="18"/>
+        </w:rPr>
+        <w:t xml:space="preserve">[2]  </w:t>
+      </w:r>
+      <w:r>
+        <w:rPr>
+          <w:rFonts w:ascii="Calibri" w:hAnsi="Calibri"/>
+          <w:b w:val="0"/>
+          <w:i w:val="0"/>
+          <w:color w:val="1C1917"/>
+          <w:sz w:val="18"/>
+        </w:rPr>
+        <w:t>The Payment Services Regulations 2017 (SI 2017/752), transposing Directive (EU) 2015/2366 (PSD2).</w:t>
+      </w:r>
+    </w:p>
+    <w:p>
+      <w:pPr>
+        <w:spacing w:after="60"/>
+        <w:ind w:left="504" w:hanging="504"/>
+      </w:pPr>
+      <w:r>
+        <w:rPr>
+          <w:rFonts w:ascii="Calibri" w:hAnsi="Calibri"/>
+          <w:b/>
+          <w:i w:val="0"/>
+          <w:color w:val="57534E"/>
+          <w:sz w:val="18"/>
+        </w:rPr>
+        <w:t xml:space="preserve">[3]  </w:t>
+      </w:r>
+      <w:r>
+        <w:rPr>
+          <w:rFonts w:ascii="Calibri" w:hAnsi="Calibri"/>
+          <w:b w:val="0"/>
+          <w:i w:val="0"/>
+          <w:color w:val="1C1917"/>
+          <w:sz w:val="18"/>
+        </w:rPr>
+        <w:t>Commission Delegated Regulation (EU) 2018/389 — Regulatory Technical Standards for Strong Customer Authentication and common and secure open standards of communication (SCA-RTS).</w:t>
+      </w:r>
+    </w:p>
+    <w:p>
+      <w:pPr>
+        <w:spacing w:after="60"/>
+        <w:ind w:left="504" w:hanging="504"/>
+      </w:pPr>
+      <w:r>
+        <w:rPr>
+          <w:rFonts w:ascii="Calibri" w:hAnsi="Calibri"/>
+          <w:b/>
+          <w:i w:val="0"/>
+          <w:color w:val="57534E"/>
+          <w:sz w:val="18"/>
+        </w:rPr>
+        <w:t xml:space="preserve">[4]  </w:t>
+      </w:r>
+      <w:r>
+        <w:rPr>
+          <w:rFonts w:ascii="Calibri" w:hAnsi="Calibri"/>
+          <w:b w:val="0"/>
+          <w:i w:val="0"/>
+          <w:color w:val="1C1917"/>
+          <w:sz w:val="18"/>
+        </w:rPr>
+        <w:t>Pay.UK — Confirmation of Payee (CoP) scheme rules.</w:t>
+      </w:r>
+    </w:p>
+    <w:p>
+      <w:pPr>
+        <w:spacing w:after="60"/>
+        <w:ind w:left="504" w:hanging="504"/>
+      </w:pPr>
+      <w:r>
+        <w:rPr>
+          <w:rFonts w:ascii="Calibri" w:hAnsi="Calibri"/>
+          <w:b/>
+          <w:i w:val="0"/>
+          <w:color w:val="57534E"/>
+          <w:sz w:val="18"/>
+        </w:rPr>
+        <w:t xml:space="preserve">[5]  </w:t>
+      </w:r>
+      <w:r>
+        <w:rPr>
+          <w:rFonts w:ascii="Calibri" w:hAnsi="Calibri"/>
+          <w:b w:val="0"/>
+          <w:i w:val="0"/>
+          <w:color w:val="1C1917"/>
+          <w:sz w:val="18"/>
+        </w:rPr>
+        <w:t>Bacs — the Direct Debit Guarantee.</w:t>
+      </w:r>
+    </w:p>
+    <w:p>
+      <w:pPr>
+        <w:spacing w:after="60"/>
+        <w:ind w:left="504" w:hanging="504"/>
+      </w:pPr>
+      <w:r>
+        <w:rPr>
+          <w:rFonts w:ascii="Calibri" w:hAnsi="Calibri"/>
+          <w:b/>
+          <w:i w:val="0"/>
+          <w:color w:val="57534E"/>
+          <w:sz w:val="18"/>
+        </w:rPr>
+        <w:t xml:space="preserve">[6]  </w:t>
+      </w:r>
+      <w:r>
+        <w:rPr>
+          <w:rFonts w:ascii="Calibri" w:hAnsi="Calibri"/>
+          <w:b w:val="0"/>
+          <w:i w:val="0"/>
+          <w:color w:val="1C1917"/>
+          <w:sz w:val="18"/>
+        </w:rPr>
+        <w:t>The Payment Services Regulations 2017, regs 76–77 (unauthorised and incorrectly executed transactions).</w:t>
+      </w:r>
+    </w:p>
+    <w:p>
+      <w:pPr>
+        <w:spacing w:after="60"/>
+        <w:ind w:left="504" w:hanging="504"/>
+      </w:pPr>
+      <w:r>
+        <w:rPr>
+          <w:rFonts w:ascii="Calibri" w:hAnsi="Calibri"/>
+          <w:b/>
+          <w:i w:val="0"/>
+          <w:color w:val="57534E"/>
+          <w:sz w:val="18"/>
+        </w:rPr>
+        <w:t xml:space="preserve">[7]  </w:t>
+      </w:r>
+      <w:r>
+        <w:rPr>
+          <w:rFonts w:ascii="Calibri" w:hAnsi="Calibri"/>
+          <w:b w:val="0"/>
+          <w:i w:val="0"/>
+          <w:color w:val="1C1917"/>
+          <w:sz w:val="18"/>
+        </w:rPr>
+        <w:t>PSR — Faster Payments APP scams mandatory reimbursement requirement (in force 7 October 2024).</w:t>
+      </w:r>
+    </w:p>
+    <w:p>
+      <w:pPr>
+        <w:spacing w:after="60"/>
+        <w:ind w:left="504" w:hanging="504"/>
+      </w:pPr>
+      <w:r>
+        <w:rPr>
+          <w:rFonts w:ascii="Calibri" w:hAnsi="Calibri"/>
+          <w:b/>
+          <w:i w:val="0"/>
+          <w:color w:val="57534E"/>
+          <w:sz w:val="18"/>
+        </w:rPr>
+        <w:t xml:space="preserve">[8]  </w:t>
+      </w:r>
+      <w:r>
+        <w:rPr>
+          <w:rFonts w:ascii="Calibri" w:hAnsi="Calibri"/>
+          <w:b w:val="0"/>
+          <w:i w:val="0"/>
+          <w:color w:val="1C1917"/>
+          <w:sz w:val="18"/>
+        </w:rPr>
+        <w:t>The Money Laundering, Terrorist Financing and Transfer of Funds (Information on the Payer) Regulations 2017 (SI 2017/692).</w:t>
+      </w:r>
+    </w:p>
+    <w:p>
+      <w:pPr>
+        <w:spacing w:after="60"/>
+        <w:ind w:left="504" w:hanging="504"/>
+      </w:pPr>
+      <w:r>
+        <w:rPr>
+          <w:rFonts w:ascii="Calibri" w:hAnsi="Calibri"/>
+          <w:b/>
+          <w:i w:val="0"/>
+          <w:color w:val="57534E"/>
+          <w:sz w:val="18"/>
+        </w:rPr>
+        <w:t xml:space="preserve">[9]  </w:t>
+      </w:r>
+      <w:r>
+        <w:rPr>
+          <w:rFonts w:ascii="Calibri" w:hAnsi="Calibri"/>
+          <w:b w:val="0"/>
+          <w:i w:val="0"/>
+          <w:color w:val="1C1917"/>
+          <w:sz w:val="18"/>
+        </w:rPr>
+        <w:t>Regulation (EU) 2015/847 on information accompanying transfers of funds (the Funds Transfer Regulation), as retained in UK law.</w:t>
+      </w:r>
+    </w:p>
+    <w:p>
+      <w:pPr>
+        <w:spacing w:after="60"/>
+        <w:ind w:left="504" w:hanging="504"/>
+      </w:pPr>
+      <w:r>
+        <w:rPr>
+          <w:rFonts w:ascii="Calibri" w:hAnsi="Calibri"/>
+          <w:b/>
+          <w:i w:val="0"/>
+          <w:color w:val="57534E"/>
+          <w:sz w:val="18"/>
+        </w:rPr>
+        <w:t xml:space="preserve">[10]  </w:t>
+      </w:r>
+      <w:r>
+        <w:rPr>
+          <w:rFonts w:ascii="Calibri" w:hAnsi="Calibri"/>
+          <w:b w:val="0"/>
+          <w:i w:val="0"/>
+          <w:color w:val="1C1917"/>
+          <w:sz w:val="18"/>
+        </w:rPr>
+        <w:t>FCA Handbook — Dispute Resolution: Complaints (DISP); the Financial Ombudsman Service.</w:t>
+      </w:r>
+    </w:p>
+    <w:p>
+      <w:pPr>
+        <w:spacing w:after="60"/>
+        <w:ind w:left="504" w:hanging="504"/>
+      </w:pPr>
+      <w:r>
+        <w:rPr>
+          <w:rFonts w:ascii="Calibri" w:hAnsi="Calibri"/>
+          <w:b/>
+          <w:i w:val="0"/>
+          <w:color w:val="57534E"/>
+          <w:sz w:val="18"/>
+        </w:rPr>
+        <w:t xml:space="preserve">[11]  </w:t>
+      </w:r>
+      <w:r>
+        <w:rPr>
+          <w:rFonts w:ascii="Calibri" w:hAnsi="Calibri"/>
+          <w:b w:val="0"/>
+          <w:i w:val="0"/>
+          <w:color w:val="1C1917"/>
+          <w:sz w:val="18"/>
+        </w:rPr>
+        <w:t>FCA Handbook — Banking: Conduct of Business Sourcebook (BCOBS).</w:t>
+      </w:r>
+    </w:p>
+    <w:p>
+      <w:pPr>
+        <w:spacing w:after="60"/>
+        <w:ind w:left="504" w:hanging="504"/>
+      </w:pPr>
+      <w:r>
+        <w:rPr>
+          <w:rFonts w:ascii="Calibri" w:hAnsi="Calibri"/>
+          <w:b/>
+          <w:i w:val="0"/>
+          <w:color w:val="57534E"/>
+          <w:sz w:val="18"/>
+        </w:rPr>
+        <w:t xml:space="preserve">[12]  </w:t>
+      </w:r>
+      <w:r>
+        <w:rPr>
+          <w:rFonts w:ascii="Calibri" w:hAnsi="Calibri"/>
+          <w:b w:val="0"/>
+          <w:i w:val="0"/>
+          <w:color w:val="1C1917"/>
+          <w:sz w:val="18"/>
+        </w:rPr>
+        <w:t>FCA Handbook — Senior Management Arrangements, Systems and Controls (SYSC 9 record-keeping); the Senior Managers and Certification Regime (SM&amp;CR).</w:t>
+      </w:r>
+    </w:p>
+    <w:p>
+      <w:pPr>
+        <w:spacing w:after="60"/>
+        <w:ind w:left="504" w:hanging="504"/>
+      </w:pPr>
+      <w:r>
+        <w:rPr>
+          <w:rFonts w:ascii="Calibri" w:hAnsi="Calibri"/>
+          <w:b/>
+          <w:i w:val="0"/>
+          <w:color w:val="57534E"/>
+          <w:sz w:val="18"/>
+        </w:rPr>
+        <w:t xml:space="preserve">[13]  </w:t>
+      </w:r>
+      <w:r>
+        <w:rPr>
+          <w:rFonts w:ascii="Calibri" w:hAnsi="Calibri"/>
+          <w:b w:val="0"/>
+          <w:i w:val="0"/>
+          <w:color w:val="1C1917"/>
+          <w:sz w:val="18"/>
+        </w:rPr>
+        <w:t>Consumer Credit Act 1974.</w:t>
+      </w:r>
+    </w:p>
+    <w:p>
+      <w:pPr>
+        <w:spacing w:after="60"/>
+        <w:ind w:left="504" w:hanging="504"/>
+      </w:pPr>
+      <w:r>
+        <w:rPr>
+          <w:rFonts w:ascii="Calibri" w:hAnsi="Calibri"/>
+          <w:b/>
+          <w:i w:val="0"/>
+          <w:color w:val="57534E"/>
+          <w:sz w:val="18"/>
+        </w:rPr>
+        <w:t xml:space="preserve">[14]  </w:t>
+      </w:r>
+      <w:r>
+        <w:rPr>
+          <w:rFonts w:ascii="Calibri" w:hAnsi="Calibri"/>
+          <w:b w:val="0"/>
+          <w:i w:val="0"/>
+          <w:color w:val="1C1917"/>
+          <w:sz w:val="18"/>
+        </w:rPr>
+        <w:t>HMRC — Making Tax Digital for VAT.</w:t>
+      </w:r>
+    </w:p>
+    <w:p>
+      <w:pPr>
+        <w:spacing w:after="60"/>
+        <w:ind w:left="504" w:hanging="504"/>
+      </w:pPr>
+      <w:r>
+        <w:rPr>
+          <w:rFonts w:ascii="Calibri" w:hAnsi="Calibri"/>
+          <w:b/>
+          <w:i w:val="0"/>
+          <w:color w:val="57534E"/>
+          <w:sz w:val="18"/>
+        </w:rPr>
+        <w:t xml:space="preserve">[15]  </w:t>
+      </w:r>
+      <w:r>
+        <w:rPr>
+          <w:rFonts w:ascii="Calibri" w:hAnsi="Calibri"/>
+          <w:b w:val="0"/>
+          <w:i w:val="0"/>
+          <w:color w:val="1C1917"/>
+          <w:sz w:val="18"/>
+        </w:rPr>
+        <w:t>UK GDPR and the Data Protection Act 2018, Article 5(1)(c) — data minimisation and purpose limitation.</w:t>
+      </w:r>
+    </w:p>
+    <w:p>
+      <w:pPr>
+        <w:spacing w:after="60"/>
+        <w:ind w:left="504" w:hanging="504"/>
+      </w:pPr>
+      <w:r>
+        <w:rPr>
+          <w:rFonts w:ascii="Calibri" w:hAnsi="Calibri"/>
+          <w:b/>
+          <w:i w:val="0"/>
+          <w:color w:val="57534E"/>
+          <w:sz w:val="18"/>
+        </w:rPr>
+        <w:t xml:space="preserve">[16]  </w:t>
+      </w:r>
+      <w:r>
+        <w:rPr>
+          <w:rFonts w:ascii="Calibri" w:hAnsi="Calibri"/>
+          <w:b w:val="0"/>
+          <w:i w:val="0"/>
+          <w:color w:val="1C1917"/>
+          <w:sz w:val="18"/>
+        </w:rPr>
+        <w:t>W3C — Web Content Accessibility Guidelines (WCAG) 2.1, Level AA.</w:t>
       </w:r>
     </w:p>
     <w:p/>
     <w:p>
       <w:r>
         <w:rPr>
+          <w:rFonts w:ascii="Calibri" w:hAnsi="Calibri"/>
+          <w:b w:val="0"/>
           <w:i/>
           <w:color w:val="78716C"/>
           <w:sz w:val="16"/>
         </w:rPr>
-        <w:t>Prototype only — no backend, no real data, no live system connections. Prepared for internal discussion.</w:t>
+        <w:t>Concept prototype — front-end only. No backend, no live system connections, and no real customer, account or payment data. Prepared for internal discussion.</w:t>
       </w:r>
     </w:p>
     <w:sectPr>
+      <w:headerReference w:type="default" r:id="rId9"/>
+      <w:footerReference w:type="default" r:id="rId10"/>
       <w:pgSz w:w="12240" w:h="15840"/>
-      <w:pgMar w:top="1440" w:right="1800" w:bottom="1440" w:left="1800" w:header="720" w:footer="720" w:gutter="0"/>
+      <w:pgMar w:top="1296" w:right="1296" w:bottom="1224" w:left="1296" w:header="720" w:footer="720" w:gutter="0"/>
       <w:cols w:space="720"/>
+      <w:titlePg/>
       <w:docGrid w:linePitch="360"/>
     </w:sectPr>
   </w:body>
 </w:document>
+</file>
+
+<file path=word/footer1.xml><?xml version="1.0" encoding="utf-8"?>
+<w:ftr xmlns:m="http://schemas.openxmlformats.org/officeDocument/2006/math" xmlns:mc="http://schemas.openxmlformats.org/markup-compatibility/2006" xmlns:mo="http://schemas.microsoft.com/office/mac/office/2008/main" xmlns:mv="urn:schemas-microsoft-com:mac:vml" xmlns:o="urn:schemas-microsoft-com:office:office" xmlns:r="http://schemas.openxmlformats.org/officeDocument/2006/relationships" xmlns:v="urn:schemas-microsoft-com:vml" xmlns:w10="urn:schemas-microsoft-com:office:word" xmlns:w14="http://schemas.microsoft.com/office/word/2010/wordml" xmlns:w="http://schemas.openxmlformats.org/wordprocessingml/2006/main" xmlns:wne="http://schemas.microsoft.com/office/word/2006/wordml" xmlns:wp14="http://schemas.microsoft.com/office/word/2010/wordprocessingDrawing" xmlns:wp="http://schemas.openxmlformats.org/drawingml/2006/wordprocessingDrawing" xmlns:wpc="http://schemas.microsoft.com/office/word/2010/wordprocessingCanvas" xmlns:wpg="http://schemas.microsoft.com/office/word/2010/wordprocessingGroup" xmlns:wpi="http://schemas.microsoft.com/office/word/2010/wordprocessingInk" xmlns:wps="http://schemas.microsoft.com/office/word/2010/wordprocessingShape" mc:Ignorable="w14 wp14">
+  <w:p>
+    <w:pPr>
+      <w:pStyle w:val="Footer"/>
+      <w:tabs>
+        <w:tab w:pos="9648" w:val="right"/>
+      </w:tabs>
+    </w:pPr>
+    <w:r/>
+    <w:r>
+      <w:rPr>
+        <w:color w:val="78716C"/>
+        <w:sz w:val="15"/>
+      </w:rPr>
+      <w:t>Alan Davidson  ·  Internal · Confidential</w:t>
+    </w:r>
+    <w:r>
+      <w:rPr>
+        <w:color w:val="78716C"/>
+        <w:sz w:val="15"/>
+      </w:rPr>
+      <w:tab/>
+      <w:t xml:space="preserve">Page </w:t>
+    </w:r>
+    <w:r>
+      <w:fldChar w:fldCharType="begin"/>
+      <w:instrText xml:space="preserve">PAGE</w:instrText>
+      <w:fldChar w:fldCharType="end"/>
+    </w:r>
+  </w:p>
+</w:ftr>
+</file>
+
+<file path=word/header1.xml><?xml version="1.0" encoding="utf-8"?>
+<w:hdr xmlns:m="http://schemas.openxmlformats.org/officeDocument/2006/math" xmlns:mc="http://schemas.openxmlformats.org/markup-compatibility/2006" xmlns:mo="http://schemas.microsoft.com/office/mac/office/2008/main" xmlns:mv="urn:schemas-microsoft-com:mac:vml" xmlns:o="urn:schemas-microsoft-com:office:office" xmlns:r="http://schemas.openxmlformats.org/officeDocument/2006/relationships" xmlns:v="urn:schemas-microsoft-com:vml" xmlns:w10="urn:schemas-microsoft-com:office:word" xmlns:w14="http://schemas.microsoft.com/office/word/2010/wordml" xmlns:w="http://schemas.openxmlformats.org/wordprocessingml/2006/main" xmlns:wne="http://schemas.microsoft.com/office/word/2006/wordml" xmlns:wp14="http://schemas.microsoft.com/office/word/2010/wordprocessingDrawing" xmlns:wp="http://schemas.openxmlformats.org/drawingml/2006/wordprocessingDrawing" xmlns:wpc="http://schemas.microsoft.com/office/word/2010/wordprocessingCanvas" xmlns:wpg="http://schemas.microsoft.com/office/word/2010/wordprocessingGroup" xmlns:wpi="http://schemas.microsoft.com/office/word/2010/wordprocessingInk" xmlns:wps="http://schemas.microsoft.com/office/word/2010/wordprocessingShape" mc:Ignorable="w14 wp14">
+  <w:p>
+    <w:pPr>
+      <w:pStyle w:val="Header"/>
+      <w:tabs>
+        <w:tab w:pos="9648" w:val="right"/>
+      </w:tabs>
+      <w:pBdr>
+        <w:bottom w:val="single" w:sz="4" w:space="4" w:color="E7E5E4"/>
+      </w:pBdr>
+    </w:pPr>
+    <w:r/>
+    <w:r>
+      <w:rPr>
+        <w:color w:val="78716C"/>
+        <w:sz w:val="15"/>
+      </w:rPr>
+      <w:t>Paperless Business Banking — Position Paper</w:t>
+    </w:r>
+    <w:r>
+      <w:rPr>
+        <w:b/>
+        <w:color w:val="C8102E"/>
+        <w:sz w:val="15"/>
+      </w:rPr>
+      <w:tab/>
+      <w:t>INTERNAL · CONFIDENTIAL</w:t>
+    </w:r>
+  </w:p>
+</w:hdr>
 </file>
 
 <file path=word/numbering.xml><?xml version="1.0" encoding="utf-8"?>
@@ -1302,7 +2444,7 @@
     <w:qFormat/>
     <w:rsid w:val="00FC693F"/>
     <w:pPr>
-      <w:spacing w:after="120" w:line="283" w:lineRule="auto"/>
+      <w:spacing w:after="120" w:line="293" w:lineRule="auto"/>
     </w:pPr>
     <w:rPr>
       <w:rFonts w:ascii="Calibri" w:hAnsi="Calibri"/>

--- a/Santander_Position_Paper.docx
+++ b/Santander_Position_Paper.docx
@@ -1958,7 +1958,7 @@
           <w:color w:val="1C1917"/>
           <w:sz w:val="18"/>
         </w:rPr>
-        <w:t>UK GDPR and the Data Protection Act 2018, Article 5(1)(c) — data minimisation and purpose limitation.</w:t>
+        <w:t>UK GDPR and the Data Protection Act 2018 (as amended by the Data Use and Access Act 2025), Article 5(1)(c) — data minimisation and purpose limitation.</w:t>
       </w:r>
     </w:p>
     <w:p>
@@ -1985,6 +1985,32 @@
           <w:sz w:val="18"/>
         </w:rPr>
         <w:t>W3C — Web Content Accessibility Guidelines (WCAG) 2.1, Level AA.</w:t>
+      </w:r>
+    </w:p>
+    <w:p>
+      <w:pPr>
+        <w:spacing w:after="60"/>
+        <w:ind w:left="504" w:hanging="504"/>
+      </w:pPr>
+      <w:r>
+        <w:rPr>
+          <w:rFonts w:ascii="Calibri" w:hAnsi="Calibri"/>
+          <w:b/>
+          <w:i w:val="0"/>
+          <w:color w:val="57534E"/>
+          <w:sz w:val="18"/>
+        </w:rPr>
+        <w:t xml:space="preserve">[17]  </w:t>
+      </w:r>
+      <w:r>
+        <w:rPr>
+          <w:rFonts w:ascii="Calibri" w:hAnsi="Calibri"/>
+          <w:b w:val="0"/>
+          <w:i w:val="0"/>
+          <w:color w:val="1C1917"/>
+          <w:sz w:val="18"/>
+        </w:rPr>
+        <w:t>ICO — guidance on the pre-employment vetting of candidates: necessity, proportionality and data minimisation when verifying individuals (relevant to the signatory ID register).</w:t>
       </w:r>
     </w:p>
     <w:p/>

--- a/Santander_Position_Paper.docx
+++ b/Santander_Position_Paper.docx
@@ -1620,7 +1620,7 @@
           <w:color w:val="1C1917"/>
           <w:sz w:val="18"/>
         </w:rPr>
-        <w:t>The Payment Services Regulations 2017 (SI 2017/752), transposing Directive (EU) 2015/2366 (PSD2).</w:t>
+        <w:t>The Payment Services Regulations 2017 (SI 2017/752), transposing Directive (EU) 2015/2366 (PSD2); main provisions in force from 13 January 2018 and the secure-communication / SCA provisions from 14 September 2019. Now within the repeal-and-replace programme under the Financial Services and Markets Act 2023.</w:t>
       </w:r>
     </w:p>
     <w:p>

--- a/Santander_Position_Paper.docx
+++ b/Santander_Position_Paper.docx
@@ -1958,7 +1958,7 @@
           <w:color w:val="1C1917"/>
           <w:sz w:val="18"/>
         </w:rPr>
-        <w:t>UK GDPR and the Data Protection Act 2018 (as amended by the Data Use and Access Act 2025), Article 5(1)(c) — data minimisation and purpose limitation.</w:t>
+        <w:t>UK GDPR and the Data Protection Act 2018, as amended by the Data (Use and Access) Act 2025 (Royal Assent 19 June 2025; principal data-protection reforms in Part 5 in force from 5 February 2026; a data-subject complaints-handling duty under s.103 from 19 June 2026; the regulator is being reconstituted as the Information Commission). Article 5(1)(c) — data minimisation and purpose limitation.</w:t>
       </w:r>
     </w:p>
     <w:p>

--- a/Santander_Position_Paper.docx
+++ b/Santander_Position_Paper.docx
@@ -2010,7 +2010,7 @@
           <w:color w:val="1C1917"/>
           <w:sz w:val="18"/>
         </w:rPr>
-        <w:t>ICO — guidance on the pre-employment vetting of candidates: necessity, proportionality and data minimisation when verifying individuals (relevant to the signatory ID register).</w:t>
+        <w:t>ICO, Employment practices and data protection: recruitment and selection (draft guidance; consultation closed, final version pending) — including the chapter on pre-employment vetting of candidates: vetting must be necessary, proportionate and data-minimising, with transparency to the individual and a DPIA where criminal-offence data is involved (relevant to the signatory ID register / KYC verification).</w:t>
       </w:r>
     </w:p>
     <w:p/>

--- a/Santander_Position_Paper.docx
+++ b/Santander_Position_Paper.docx
@@ -1958,7 +1958,7 @@
           <w:color w:val="1C1917"/>
           <w:sz w:val="18"/>
         </w:rPr>
-        <w:t>UK GDPR and the Data Protection Act 2018, as amended by the Data (Use and Access) Act 2025 (Royal Assent 19 June 2025; principal data-protection reforms in Part 5 in force from 5 February 2026; a data-subject complaints-handling duty under s.103 from 19 June 2026; the regulator is being reconstituted as the Information Commission). Article 5(1)(c) — data minimisation and purpose limitation.</w:t>
+        <w:t>UK GDPR and the Data Protection Act 2018, as amended by the Data (Use and Access) Act 2025 (Royal Assent 19 June 2025). Per the ICO/DSIT, the data-protection and PECR provisions are now in force — the principal Part 5 reforms from 5 February 2026 and the data-subject complaints-handling duty (s.103) from 19 June 2026 — and the regulator is being reconstituted as the Information Commission. Article 5(1)(c) — data minimisation and purpose limitation.</w:t>
       </w:r>
     </w:p>
     <w:p>

--- a/Santander_Position_Paper.docx
+++ b/Santander_Position_Paper.docx
@@ -14,7 +14,7 @@
           <w:rFonts w:ascii="Calibri" w:hAnsi="Calibri"/>
           <w:b/>
           <w:i w:val="0"/>
-          <w:color w:val="C8102E"/>
+          <w:color w:val="DA291C"/>
           <w:sz w:val="18"/>
         </w:rPr>
         <w:t>INTERNAL · CONFIDENTIAL</w:t>
@@ -554,7 +554,7 @@
           <w:rFonts w:ascii="Calibri" w:hAnsi="Calibri"/>
           <w:b/>
           <w:i w:val="0"/>
-          <w:color w:val="C8102E"/>
+          <w:color w:val="DA291C"/>
           <w:sz w:val="16"/>
         </w:rPr>
         <w:t>POSITION IN BRIEF</w:t>
@@ -617,7 +617,7 @@
           <w:rFonts w:ascii="Calibri" w:hAnsi="Calibri"/>
           <w:b/>
           <w:i w:val="0"/>
-          <w:color w:val="C8102E"/>
+          <w:color w:val="DA291C"/>
           <w:sz w:val="16"/>
         </w:rPr>
         <w:t>THE PROBLEM</w:t>
@@ -729,7 +729,7 @@
           <w:rFonts w:ascii="Calibri" w:hAnsi="Calibri"/>
           <w:b/>
           <w:i w:val="0"/>
-          <w:color w:val="C8102E"/>
+          <w:color w:val="DA291C"/>
           <w:sz w:val="16"/>
         </w:rPr>
         <w:t>THE OPPORTUNITY</w:t>
@@ -795,7 +795,7 @@
                 <w:rFonts w:ascii="Calibri" w:hAnsi="Calibri"/>
                 <w:b/>
                 <w:i w:val="0"/>
-                <w:color w:val="C8102E"/>
+                <w:color w:val="DA291C"/>
                 <w:sz w:val="17"/>
               </w:rPr>
               <w:t xml:space="preserve">THE REFRAMING  </w:t>
@@ -833,7 +833,7 @@
           <w:rFonts w:ascii="Calibri" w:hAnsi="Calibri"/>
           <w:b/>
           <w:i w:val="0"/>
-          <w:color w:val="C8102E"/>
+          <w:color w:val="DA291C"/>
           <w:sz w:val="16"/>
         </w:rPr>
         <w:t>WHY NOW</w:t>
@@ -929,7 +929,7 @@
           <w:rFonts w:ascii="Calibri" w:hAnsi="Calibri"/>
           <w:b/>
           <w:i w:val="0"/>
-          <w:color w:val="C8102E"/>
+          <w:color w:val="DA291C"/>
           <w:sz w:val="16"/>
         </w:rPr>
         <w:t>EVIDENCE</w:t>
@@ -977,7 +977,7 @@
           <w:rFonts w:ascii="Calibri" w:hAnsi="Calibri"/>
           <w:b/>
           <w:i w:val="0"/>
-          <w:color w:val="C8102E"/>
+          <w:color w:val="DA291C"/>
           <w:sz w:val="16"/>
         </w:rPr>
         <w:t>BENEFITS</w:t>
@@ -1188,7 +1188,7 @@
           <w:rFonts w:ascii="Calibri" w:hAnsi="Calibri"/>
           <w:b/>
           <w:i w:val="0"/>
-          <w:color w:val="C8102E"/>
+          <w:color w:val="DA291C"/>
           <w:sz w:val="16"/>
         </w:rPr>
         <w:t>RISKS</w:t>
@@ -1435,7 +1435,7 @@
           <w:rFonts w:ascii="Calibri" w:hAnsi="Calibri"/>
           <w:b/>
           <w:i w:val="0"/>
-          <w:color w:val="C8102E"/>
+          <w:color w:val="DA291C"/>
           <w:sz w:val="16"/>
         </w:rPr>
         <w:t>RECOMMENDATION</w:t>
@@ -1547,7 +1547,7 @@
           <w:rFonts w:ascii="Calibri" w:hAnsi="Calibri"/>
           <w:b/>
           <w:i w:val="0"/>
-          <w:color w:val="C8102E"/>
+          <w:color w:val="DA291C"/>
           <w:sz w:val="16"/>
         </w:rPr>
         <w:t>REFERENCES</w:t>
@@ -2096,7 +2096,7 @@
     <w:r>
       <w:rPr>
         <w:b/>
-        <w:color w:val="C8102E"/>
+        <w:color w:val="DA291C"/>
         <w:sz w:val="15"/>
       </w:rPr>
       <w:tab/>

--- a/Santander_Position_Paper.docx
+++ b/Santander_Position_Paper.docx
@@ -3,6 +3,45 @@
 <w:document xmlns:wpc="http://schemas.microsoft.com/office/word/2010/wordprocessingCanvas" xmlns:mo="http://schemas.microsoft.com/office/mac/office/2008/main" xmlns:mc="http://schemas.openxmlformats.org/markup-compatibility/2006" xmlns:mv="urn:schemas-microsoft-com:mac:vml" xmlns:o="urn:schemas-microsoft-com:office:office" xmlns:r="http://schemas.openxmlformats.org/officeDocument/2006/relationships" xmlns:m="http://schemas.openxmlformats.org/officeDocument/2006/math" xmlns:v="urn:schemas-microsoft-com:vml" xmlns:wp14="http://schemas.microsoft.com/office/word/2010/wordprocessingDrawing" xmlns:wp="http://schemas.openxmlformats.org/drawingml/2006/wordprocessingDrawing" xmlns:w10="urn:schemas-microsoft-com:office:word" xmlns:w="http://schemas.openxmlformats.org/wordprocessingml/2006/main" xmlns:w14="http://schemas.microsoft.com/office/word/2010/wordml" xmlns:wpg="http://schemas.microsoft.com/office/word/2010/wordprocessingGroup" xmlns:wpi="http://schemas.microsoft.com/office/word/2010/wordprocessingInk" xmlns:wne="http://schemas.microsoft.com/office/word/2006/wordml" xmlns:wps="http://schemas.microsoft.com/office/word/2010/wordprocessingShape" mc:Ignorable="w14 wp14">
   <w:body>
     <w:p/>
+    <w:p>
+      <w:pPr>
+        <w:spacing w:after="80"/>
+      </w:pPr>
+      <w:r>
+        <w:drawing>
+          <wp:inline xmlns:a="http://schemas.openxmlformats.org/drawingml/2006/main" xmlns:pic="http://schemas.openxmlformats.org/drawingml/2006/picture">
+            <wp:extent cx="1737360" cy="300563"/>
+            <wp:docPr id="1" name="Picture 1"/>
+            <wp:cNvGraphicFramePr>
+              <a:graphicFrameLocks noChangeAspect="1"/>
+            </wp:cNvGraphicFramePr>
+            <a:graphic>
+              <a:graphicData uri="http://schemas.openxmlformats.org/drawingml/2006/picture">
+                <pic:pic>
+                  <pic:nvPicPr>
+                    <pic:cNvPr id="0" name="santander-logo-red.png"/>
+                    <pic:cNvPicPr/>
+                  </pic:nvPicPr>
+                  <pic:blipFill>
+                    <a:blip r:embed="rId11"/>
+                    <a:stretch>
+                      <a:fillRect/>
+                    </a:stretch>
+                  </pic:blipFill>
+                  <pic:spPr>
+                    <a:xfrm>
+                      <a:off x="0" y="0"/>
+                      <a:ext cx="1737360" cy="300563"/>
+                    </a:xfrm>
+                    <a:prstGeom prst="rect"/>
+                  </pic:spPr>
+                </pic:pic>
+              </a:graphicData>
+            </a:graphic>
+          </wp:inline>
+        </w:drawing>
+      </w:r>
+    </w:p>
     <w:p/>
     <w:p/>
     <w:p>

--- a/Santander_Position_Paper.docx
+++ b/Santander_Position_Paper.docx
@@ -50,7 +50,7 @@
       </w:pPr>
       <w:r>
         <w:rPr>
-          <w:rFonts w:ascii="Calibri" w:hAnsi="Calibri"/>
+          <w:rFonts w:ascii="Santander Text" w:hAnsi="Santander Text"/>
           <w:b/>
           <w:i w:val="0"/>
           <w:color w:val="DA291C"/>
@@ -65,7 +65,7 @@
       </w:pPr>
       <w:r>
         <w:rPr>
-          <w:rFonts w:ascii="Calibri" w:hAnsi="Calibri"/>
+          <w:rFonts w:ascii="Santander Text" w:hAnsi="Santander Text"/>
           <w:b/>
           <w:i w:val="0"/>
           <w:color w:val="1C1917"/>
@@ -80,7 +80,7 @@
       </w:pPr>
       <w:r>
         <w:rPr>
-          <w:rFonts w:ascii="Calibri" w:hAnsi="Calibri"/>
+          <w:rFonts w:ascii="Santander Text" w:hAnsi="Santander Text"/>
           <w:b w:val="0"/>
           <w:i w:val="0"/>
           <w:color w:val="57534E"/>
@@ -95,7 +95,7 @@
       </w:pPr>
       <w:r>
         <w:rPr>
-          <w:rFonts w:ascii="Calibri" w:hAnsi="Calibri"/>
+          <w:rFonts w:ascii="Santander Text" w:hAnsi="Santander Text"/>
           <w:b w:val="0"/>
           <w:i/>
           <w:color w:val="78716C"/>
@@ -126,7 +126,7 @@
           <w:p>
             <w:r>
               <w:rPr>
-                <w:rFonts w:ascii="Calibri" w:hAnsi="Calibri"/>
+                <w:rFonts w:ascii="Santander Text" w:hAnsi="Santander Text"/>
                 <w:b/>
                 <w:i w:val="0"/>
                 <w:color w:val="57534E"/>
@@ -147,7 +147,7 @@
           <w:p>
             <w:r>
               <w:rPr>
-                <w:rFonts w:ascii="Calibri" w:hAnsi="Calibri"/>
+                <w:rFonts w:ascii="Santander Text" w:hAnsi="Santander Text"/>
                 <w:b w:val="0"/>
                 <w:i w:val="0"/>
                 <w:color w:val="1C1917"/>
@@ -171,7 +171,7 @@
           <w:p>
             <w:r>
               <w:rPr>
-                <w:rFonts w:ascii="Calibri" w:hAnsi="Calibri"/>
+                <w:rFonts w:ascii="Santander Text" w:hAnsi="Santander Text"/>
                 <w:b/>
                 <w:i w:val="0"/>
                 <w:color w:val="57534E"/>
@@ -192,7 +192,7 @@
           <w:p>
             <w:r>
               <w:rPr>
-                <w:rFonts w:ascii="Calibri" w:hAnsi="Calibri"/>
+                <w:rFonts w:ascii="Santander Text" w:hAnsi="Santander Text"/>
                 <w:b w:val="0"/>
                 <w:i w:val="0"/>
                 <w:color w:val="1C1917"/>
@@ -216,7 +216,7 @@
           <w:p>
             <w:r>
               <w:rPr>
-                <w:rFonts w:ascii="Calibri" w:hAnsi="Calibri"/>
+                <w:rFonts w:ascii="Santander Text" w:hAnsi="Santander Text"/>
                 <w:b/>
                 <w:i w:val="0"/>
                 <w:color w:val="57534E"/>
@@ -237,7 +237,7 @@
           <w:p>
             <w:r>
               <w:rPr>
-                <w:rFonts w:ascii="Calibri" w:hAnsi="Calibri"/>
+                <w:rFonts w:ascii="Santander Text" w:hAnsi="Santander Text"/>
                 <w:b w:val="0"/>
                 <w:i w:val="0"/>
                 <w:color w:val="1C1917"/>
@@ -261,7 +261,7 @@
           <w:p>
             <w:r>
               <w:rPr>
-                <w:rFonts w:ascii="Calibri" w:hAnsi="Calibri"/>
+                <w:rFonts w:ascii="Santander Text" w:hAnsi="Santander Text"/>
                 <w:b/>
                 <w:i w:val="0"/>
                 <w:color w:val="57534E"/>
@@ -282,7 +282,7 @@
           <w:p>
             <w:r>
               <w:rPr>
-                <w:rFonts w:ascii="Calibri" w:hAnsi="Calibri"/>
+                <w:rFonts w:ascii="Santander Text" w:hAnsi="Santander Text"/>
                 <w:b w:val="0"/>
                 <w:i w:val="0"/>
                 <w:color w:val="1C1917"/>
@@ -306,7 +306,7 @@
           <w:p>
             <w:r>
               <w:rPr>
-                <w:rFonts w:ascii="Calibri" w:hAnsi="Calibri"/>
+                <w:rFonts w:ascii="Santander Text" w:hAnsi="Santander Text"/>
                 <w:b/>
                 <w:i w:val="0"/>
                 <w:color w:val="57534E"/>
@@ -327,7 +327,7 @@
           <w:p>
             <w:r>
               <w:rPr>
-                <w:rFonts w:ascii="Calibri" w:hAnsi="Calibri"/>
+                <w:rFonts w:ascii="Santander Text" w:hAnsi="Santander Text"/>
                 <w:b w:val="0"/>
                 <w:i w:val="0"/>
                 <w:color w:val="1C1917"/>
@@ -351,7 +351,7 @@
           <w:p>
             <w:r>
               <w:rPr>
-                <w:rFonts w:ascii="Calibri" w:hAnsi="Calibri"/>
+                <w:rFonts w:ascii="Santander Text" w:hAnsi="Santander Text"/>
                 <w:b/>
                 <w:i w:val="0"/>
                 <w:color w:val="57534E"/>
@@ -372,7 +372,7 @@
           <w:p>
             <w:r>
               <w:rPr>
-                <w:rFonts w:ascii="Calibri" w:hAnsi="Calibri"/>
+                <w:rFonts w:ascii="Santander Text" w:hAnsi="Santander Text"/>
                 <w:b w:val="0"/>
                 <w:i w:val="0"/>
                 <w:color w:val="1C1917"/>
@@ -396,7 +396,7 @@
           <w:p>
             <w:r>
               <w:rPr>
-                <w:rFonts w:ascii="Calibri" w:hAnsi="Calibri"/>
+                <w:rFonts w:ascii="Santander Text" w:hAnsi="Santander Text"/>
                 <w:b/>
                 <w:i w:val="0"/>
                 <w:color w:val="57534E"/>
@@ -417,7 +417,7 @@
           <w:p>
             <w:r>
               <w:rPr>
-                <w:rFonts w:ascii="Calibri" w:hAnsi="Calibri"/>
+                <w:rFonts w:ascii="Santander Text" w:hAnsi="Santander Text"/>
                 <w:b w:val="0"/>
                 <w:i w:val="0"/>
                 <w:color w:val="1C1917"/>
@@ -435,7 +435,7 @@
       </w:pPr>
       <w:r>
         <w:rPr>
-          <w:rFonts w:ascii="Calibri" w:hAnsi="Calibri"/>
+          <w:rFonts w:ascii="Santander Text" w:hAnsi="Santander Text"/>
           <w:b/>
           <w:i w:val="0"/>
           <w:color w:val="1C1917"/>
@@ -450,7 +450,7 @@
       </w:pPr>
       <w:r>
         <w:rPr>
-          <w:rFonts w:ascii="Calibri" w:hAnsi="Calibri"/>
+          <w:rFonts w:ascii="Santander Text" w:hAnsi="Santander Text"/>
           <w:b w:val="0"/>
           <w:i w:val="0"/>
           <w:color w:val="57534E"/>
@@ -465,7 +465,7 @@
       </w:pPr>
       <w:r>
         <w:rPr>
-          <w:rFonts w:ascii="Calibri" w:hAnsi="Calibri"/>
+          <w:rFonts w:ascii="Santander Text" w:hAnsi="Santander Text"/>
           <w:b w:val="0"/>
           <w:i w:val="0"/>
           <w:color w:val="57534E"/>
@@ -480,7 +480,7 @@
       </w:pPr>
       <w:r>
         <w:rPr>
-          <w:rFonts w:ascii="Calibri" w:hAnsi="Calibri"/>
+          <w:rFonts w:ascii="Santander Text" w:hAnsi="Santander Text"/>
           <w:b w:val="0"/>
           <w:i w:val="0"/>
           <w:color w:val="57534E"/>
@@ -495,7 +495,7 @@
       </w:pPr>
       <w:r>
         <w:rPr>
-          <w:rFonts w:ascii="Calibri" w:hAnsi="Calibri"/>
+          <w:rFonts w:ascii="Santander Text" w:hAnsi="Santander Text"/>
           <w:b w:val="0"/>
           <w:i w:val="0"/>
           <w:color w:val="57534E"/>
@@ -510,7 +510,7 @@
       </w:pPr>
       <w:r>
         <w:rPr>
-          <w:rFonts w:ascii="Calibri" w:hAnsi="Calibri"/>
+          <w:rFonts w:ascii="Santander Text" w:hAnsi="Santander Text"/>
           <w:b w:val="0"/>
           <w:i w:val="0"/>
           <w:color w:val="57534E"/>
@@ -525,7 +525,7 @@
       </w:pPr>
       <w:r>
         <w:rPr>
-          <w:rFonts w:ascii="Calibri" w:hAnsi="Calibri"/>
+          <w:rFonts w:ascii="Santander Text" w:hAnsi="Santander Text"/>
           <w:b w:val="0"/>
           <w:i w:val="0"/>
           <w:color w:val="57534E"/>
@@ -540,7 +540,7 @@
       </w:pPr>
       <w:r>
         <w:rPr>
-          <w:rFonts w:ascii="Calibri" w:hAnsi="Calibri"/>
+          <w:rFonts w:ascii="Santander Text" w:hAnsi="Santander Text"/>
           <w:b w:val="0"/>
           <w:i w:val="0"/>
           <w:color w:val="57534E"/>
@@ -555,7 +555,7 @@
       </w:pPr>
       <w:r>
         <w:rPr>
-          <w:rFonts w:ascii="Calibri" w:hAnsi="Calibri"/>
+          <w:rFonts w:ascii="Santander Text" w:hAnsi="Santander Text"/>
           <w:b w:val="0"/>
           <w:i w:val="0"/>
           <w:color w:val="57534E"/>
@@ -570,7 +570,7 @@
       </w:pPr>
       <w:r>
         <w:rPr>
-          <w:rFonts w:ascii="Calibri" w:hAnsi="Calibri"/>
+          <w:rFonts w:ascii="Santander Text" w:hAnsi="Santander Text"/>
           <w:b w:val="0"/>
           <w:i w:val="0"/>
           <w:color w:val="57534E"/>
@@ -590,7 +590,7 @@
       </w:pPr>
       <w:r>
         <w:rPr>
-          <w:rFonts w:ascii="Calibri" w:hAnsi="Calibri"/>
+          <w:rFonts w:ascii="Santander Text" w:hAnsi="Santander Text"/>
           <w:b/>
           <w:i w:val="0"/>
           <w:color w:val="DA291C"/>
@@ -608,7 +608,7 @@
       </w:pPr>
       <w:r>
         <w:rPr>
-          <w:rFonts w:ascii="Calibri" w:hAnsi="Calibri"/>
+          <w:rFonts w:ascii="Santander Text" w:hAnsi="Santander Text"/>
           <w:b/>
           <w:i w:val="0"/>
           <w:color w:val="1C1917"/>
@@ -623,7 +623,7 @@
       </w:pPr>
       <w:r>
         <w:rPr>
-          <w:rFonts w:ascii="Calibri" w:hAnsi="Calibri"/>
+          <w:rFonts w:ascii="Santander Text" w:hAnsi="Santander Text"/>
           <w:b w:val="0"/>
           <w:i w:val="0"/>
           <w:color w:val="1C1917"/>
@@ -638,7 +638,7 @@
       </w:pPr>
       <w:r>
         <w:rPr>
-          <w:rFonts w:ascii="Calibri" w:hAnsi="Calibri"/>
+          <w:rFonts w:ascii="Santander Text" w:hAnsi="Santander Text"/>
           <w:b w:val="0"/>
           <w:i w:val="0"/>
           <w:color w:val="1C1917"/>
@@ -653,7 +653,7 @@
       </w:pPr>
       <w:r>
         <w:rPr>
-          <w:rFonts w:ascii="Calibri" w:hAnsi="Calibri"/>
+          <w:rFonts w:ascii="Santander Text" w:hAnsi="Santander Text"/>
           <w:b/>
           <w:i w:val="0"/>
           <w:color w:val="DA291C"/>
@@ -671,7 +671,7 @@
       </w:pPr>
       <w:r>
         <w:rPr>
-          <w:rFonts w:ascii="Calibri" w:hAnsi="Calibri"/>
+          <w:rFonts w:ascii="Santander Text" w:hAnsi="Santander Text"/>
           <w:b/>
           <w:i w:val="0"/>
           <w:color w:val="1C1917"/>
@@ -686,7 +686,7 @@
       </w:pPr>
       <w:r>
         <w:rPr>
-          <w:rFonts w:ascii="Calibri" w:hAnsi="Calibri"/>
+          <w:rFonts w:ascii="Santander Text" w:hAnsi="Santander Text"/>
           <w:b w:val="0"/>
           <w:i w:val="0"/>
           <w:color w:val="1C1917"/>
@@ -702,7 +702,7 @@
       </w:pPr>
       <w:r>
         <w:rPr>
-          <w:rFonts w:ascii="Calibri" w:hAnsi="Calibri"/>
+          <w:rFonts w:ascii="Santander Text" w:hAnsi="Santander Text"/>
           <w:b w:val="0"/>
           <w:i w:val="0"/>
           <w:color w:val="1C1917"/>
@@ -718,7 +718,7 @@
       </w:pPr>
       <w:r>
         <w:rPr>
-          <w:rFonts w:ascii="Calibri" w:hAnsi="Calibri"/>
+          <w:rFonts w:ascii="Santander Text" w:hAnsi="Santander Text"/>
           <w:b w:val="0"/>
           <w:i w:val="0"/>
           <w:color w:val="1C1917"/>
@@ -734,7 +734,7 @@
       </w:pPr>
       <w:r>
         <w:rPr>
-          <w:rFonts w:ascii="Calibri" w:hAnsi="Calibri"/>
+          <w:rFonts w:ascii="Santander Text" w:hAnsi="Santander Text"/>
           <w:b w:val="0"/>
           <w:i w:val="0"/>
           <w:color w:val="1C1917"/>
@@ -750,7 +750,7 @@
       </w:pPr>
       <w:r>
         <w:rPr>
-          <w:rFonts w:ascii="Calibri" w:hAnsi="Calibri"/>
+          <w:rFonts w:ascii="Santander Text" w:hAnsi="Santander Text"/>
           <w:b w:val="0"/>
           <w:i w:val="0"/>
           <w:color w:val="1C1917"/>
@@ -765,7 +765,7 @@
       </w:pPr>
       <w:r>
         <w:rPr>
-          <w:rFonts w:ascii="Calibri" w:hAnsi="Calibri"/>
+          <w:rFonts w:ascii="Santander Text" w:hAnsi="Santander Text"/>
           <w:b/>
           <w:i w:val="0"/>
           <w:color w:val="DA291C"/>
@@ -783,7 +783,7 @@
       </w:pPr>
       <w:r>
         <w:rPr>
-          <w:rFonts w:ascii="Calibri" w:hAnsi="Calibri"/>
+          <w:rFonts w:ascii="Santander Text" w:hAnsi="Santander Text"/>
           <w:b/>
           <w:i w:val="0"/>
           <w:color w:val="1C1917"/>
@@ -798,7 +798,7 @@
       </w:pPr>
       <w:r>
         <w:rPr>
-          <w:rFonts w:ascii="Calibri" w:hAnsi="Calibri"/>
+          <w:rFonts w:ascii="Santander Text" w:hAnsi="Santander Text"/>
           <w:b w:val="0"/>
           <w:i w:val="0"/>
           <w:color w:val="1C1917"/>
@@ -822,7 +822,7 @@
             <w:tcW w:type="dxa" w:w="9504"/>
             <w:shd w:val="clear" w:fill="FAF6EF"/>
             <w:tcBorders>
-              <w:left w:val="single" w:sz="24" w:space="0" w:color="C8102E"/>
+              <w:left w:val="single" w:sz="24" w:space="0" w:color="DA291C"/>
             </w:tcBorders>
           </w:tcPr>
           <w:p>
@@ -831,7 +831,7 @@
             </w:pPr>
             <w:r>
               <w:rPr>
-                <w:rFonts w:ascii="Calibri" w:hAnsi="Calibri"/>
+                <w:rFonts w:ascii="Santander Text" w:hAnsi="Santander Text"/>
                 <w:b/>
                 <w:i w:val="0"/>
                 <w:color w:val="DA291C"/>
@@ -846,7 +846,7 @@
             </w:pPr>
             <w:r>
               <w:rPr>
-                <w:rFonts w:ascii="Calibri" w:hAnsi="Calibri"/>
+                <w:rFonts w:ascii="Santander Text" w:hAnsi="Santander Text"/>
                 <w:b w:val="0"/>
                 <w:i w:val="0"/>
                 <w:color w:val="1C1917"/>
@@ -869,7 +869,7 @@
       </w:pPr>
       <w:r>
         <w:rPr>
-          <w:rFonts w:ascii="Calibri" w:hAnsi="Calibri"/>
+          <w:rFonts w:ascii="Santander Text" w:hAnsi="Santander Text"/>
           <w:b/>
           <w:i w:val="0"/>
           <w:color w:val="DA291C"/>
@@ -887,7 +887,7 @@
       </w:pPr>
       <w:r>
         <w:rPr>
-          <w:rFonts w:ascii="Calibri" w:hAnsi="Calibri"/>
+          <w:rFonts w:ascii="Santander Text" w:hAnsi="Santander Text"/>
           <w:b/>
           <w:i w:val="0"/>
           <w:color w:val="1C1917"/>
@@ -902,7 +902,7 @@
       </w:pPr>
       <w:r>
         <w:rPr>
-          <w:rFonts w:ascii="Calibri" w:hAnsi="Calibri"/>
+          <w:rFonts w:ascii="Santander Text" w:hAnsi="Santander Text"/>
           <w:b w:val="0"/>
           <w:i w:val="0"/>
           <w:color w:val="1C1917"/>
@@ -918,7 +918,7 @@
       </w:pPr>
       <w:r>
         <w:rPr>
-          <w:rFonts w:ascii="Calibri" w:hAnsi="Calibri"/>
+          <w:rFonts w:ascii="Santander Text" w:hAnsi="Santander Text"/>
           <w:b w:val="0"/>
           <w:i w:val="0"/>
           <w:color w:val="1C1917"/>
@@ -934,7 +934,7 @@
       </w:pPr>
       <w:r>
         <w:rPr>
-          <w:rFonts w:ascii="Calibri" w:hAnsi="Calibri"/>
+          <w:rFonts w:ascii="Santander Text" w:hAnsi="Santander Text"/>
           <w:b w:val="0"/>
           <w:i w:val="0"/>
           <w:color w:val="1C1917"/>
@@ -950,7 +950,7 @@
       </w:pPr>
       <w:r>
         <w:rPr>
-          <w:rFonts w:ascii="Calibri" w:hAnsi="Calibri"/>
+          <w:rFonts w:ascii="Santander Text" w:hAnsi="Santander Text"/>
           <w:b w:val="0"/>
           <w:i w:val="0"/>
           <w:color w:val="1C1917"/>
@@ -965,7 +965,7 @@
       </w:pPr>
       <w:r>
         <w:rPr>
-          <w:rFonts w:ascii="Calibri" w:hAnsi="Calibri"/>
+          <w:rFonts w:ascii="Santander Text" w:hAnsi="Santander Text"/>
           <w:b/>
           <w:i w:val="0"/>
           <w:color w:val="DA291C"/>
@@ -983,7 +983,7 @@
       </w:pPr>
       <w:r>
         <w:rPr>
-          <w:rFonts w:ascii="Calibri" w:hAnsi="Calibri"/>
+          <w:rFonts w:ascii="Santander Text" w:hAnsi="Santander Text"/>
           <w:b/>
           <w:i w:val="0"/>
           <w:color w:val="1C1917"/>
@@ -998,7 +998,7 @@
       </w:pPr>
       <w:r>
         <w:rPr>
-          <w:rFonts w:ascii="Calibri" w:hAnsi="Calibri"/>
+          <w:rFonts w:ascii="Santander Text" w:hAnsi="Santander Text"/>
           <w:b w:val="0"/>
           <w:i w:val="0"/>
           <w:color w:val="1C1917"/>
@@ -1013,7 +1013,7 @@
       </w:pPr>
       <w:r>
         <w:rPr>
-          <w:rFonts w:ascii="Calibri" w:hAnsi="Calibri"/>
+          <w:rFonts w:ascii="Santander Text" w:hAnsi="Santander Text"/>
           <w:b/>
           <w:i w:val="0"/>
           <w:color w:val="DA291C"/>
@@ -1031,7 +1031,7 @@
       </w:pPr>
       <w:r>
         <w:rPr>
-          <w:rFonts w:ascii="Calibri" w:hAnsi="Calibri"/>
+          <w:rFonts w:ascii="Santander Text" w:hAnsi="Santander Text"/>
           <w:b/>
           <w:i w:val="0"/>
           <w:color w:val="1C1917"/>
@@ -1046,7 +1046,7 @@
       </w:pPr>
       <w:r>
         <w:rPr>
-          <w:rFonts w:ascii="Calibri" w:hAnsi="Calibri"/>
+          <w:rFonts w:ascii="Santander Text" w:hAnsi="Santander Text"/>
           <w:b w:val="0"/>
           <w:i w:val="0"/>
           <w:color w:val="1C1917"/>
@@ -1075,7 +1075,7 @@
           <w:p>
             <w:r>
               <w:rPr>
-                <w:rFonts w:ascii="Calibri" w:hAnsi="Calibri"/>
+                <w:rFonts w:ascii="Santander Text" w:hAnsi="Santander Text"/>
                 <w:b/>
                 <w:i w:val="0"/>
                 <w:color w:val="FFFFFF"/>
@@ -1093,7 +1093,7 @@
           <w:p>
             <w:r>
               <w:rPr>
-                <w:rFonts w:ascii="Calibri" w:hAnsi="Calibri"/>
+                <w:rFonts w:ascii="Santander Text" w:hAnsi="Santander Text"/>
                 <w:b/>
                 <w:i w:val="0"/>
                 <w:color w:val="FFFFFF"/>
@@ -1112,7 +1112,7 @@
           <w:p>
             <w:r>
               <w:rPr>
-                <w:rFonts w:ascii="Calibri" w:hAnsi="Calibri"/>
+                <w:rFonts w:ascii="Santander Text" w:hAnsi="Santander Text"/>
                 <w:b/>
                 <w:i w:val="0"/>
                 <w:color w:val="1C1917"/>
@@ -1129,7 +1129,7 @@
           <w:p>
             <w:r>
               <w:rPr>
-                <w:rFonts w:ascii="Calibri" w:hAnsi="Calibri"/>
+                <w:rFonts w:ascii="Santander Text" w:hAnsi="Santander Text"/>
                 <w:b w:val="0"/>
                 <w:i w:val="0"/>
                 <w:color w:val="1C1917"/>
@@ -1148,7 +1148,7 @@
           <w:p>
             <w:r>
               <w:rPr>
-                <w:rFonts w:ascii="Calibri" w:hAnsi="Calibri"/>
+                <w:rFonts w:ascii="Santander Text" w:hAnsi="Santander Text"/>
                 <w:b/>
                 <w:i w:val="0"/>
                 <w:color w:val="1C1917"/>
@@ -1165,7 +1165,7 @@
           <w:p>
             <w:r>
               <w:rPr>
-                <w:rFonts w:ascii="Calibri" w:hAnsi="Calibri"/>
+                <w:rFonts w:ascii="Santander Text" w:hAnsi="Santander Text"/>
                 <w:b w:val="0"/>
                 <w:i w:val="0"/>
                 <w:color w:val="1C1917"/>
@@ -1184,7 +1184,7 @@
           <w:p>
             <w:r>
               <w:rPr>
-                <w:rFonts w:ascii="Calibri" w:hAnsi="Calibri"/>
+                <w:rFonts w:ascii="Santander Text" w:hAnsi="Santander Text"/>
                 <w:b/>
                 <w:i w:val="0"/>
                 <w:color w:val="1C1917"/>
@@ -1201,7 +1201,7 @@
           <w:p>
             <w:r>
               <w:rPr>
-                <w:rFonts w:ascii="Calibri" w:hAnsi="Calibri"/>
+                <w:rFonts w:ascii="Santander Text" w:hAnsi="Santander Text"/>
                 <w:b w:val="0"/>
                 <w:i w:val="0"/>
                 <w:color w:val="1C1917"/>
@@ -1224,7 +1224,7 @@
       </w:pPr>
       <w:r>
         <w:rPr>
-          <w:rFonts w:ascii="Calibri" w:hAnsi="Calibri"/>
+          <w:rFonts w:ascii="Santander Text" w:hAnsi="Santander Text"/>
           <w:b/>
           <w:i w:val="0"/>
           <w:color w:val="DA291C"/>
@@ -1242,7 +1242,7 @@
       </w:pPr>
       <w:r>
         <w:rPr>
-          <w:rFonts w:ascii="Calibri" w:hAnsi="Calibri"/>
+          <w:rFonts w:ascii="Santander Text" w:hAnsi="Santander Text"/>
           <w:b/>
           <w:i w:val="0"/>
           <w:color w:val="1C1917"/>
@@ -1257,7 +1257,7 @@
       </w:pPr>
       <w:r>
         <w:rPr>
-          <w:rFonts w:ascii="Calibri" w:hAnsi="Calibri"/>
+          <w:rFonts w:ascii="Santander Text" w:hAnsi="Santander Text"/>
           <w:b w:val="0"/>
           <w:i w:val="0"/>
           <w:color w:val="1C1917"/>
@@ -1286,7 +1286,7 @@
           <w:p>
             <w:r>
               <w:rPr>
-                <w:rFonts w:ascii="Calibri" w:hAnsi="Calibri"/>
+                <w:rFonts w:ascii="Santander Text" w:hAnsi="Santander Text"/>
                 <w:b/>
                 <w:i w:val="0"/>
                 <w:color w:val="FFFFFF"/>
@@ -1304,7 +1304,7 @@
           <w:p>
             <w:r>
               <w:rPr>
-                <w:rFonts w:ascii="Calibri" w:hAnsi="Calibri"/>
+                <w:rFonts w:ascii="Santander Text" w:hAnsi="Santander Text"/>
                 <w:b/>
                 <w:i w:val="0"/>
                 <w:color w:val="FFFFFF"/>
@@ -1323,7 +1323,7 @@
           <w:p>
             <w:r>
               <w:rPr>
-                <w:rFonts w:ascii="Calibri" w:hAnsi="Calibri"/>
+                <w:rFonts w:ascii="Santander Text" w:hAnsi="Santander Text"/>
                 <w:b/>
                 <w:i w:val="0"/>
                 <w:color w:val="1C1917"/>
@@ -1340,7 +1340,7 @@
           <w:p>
             <w:r>
               <w:rPr>
-                <w:rFonts w:ascii="Calibri" w:hAnsi="Calibri"/>
+                <w:rFonts w:ascii="Santander Text" w:hAnsi="Santander Text"/>
                 <w:b w:val="0"/>
                 <w:i w:val="0"/>
                 <w:color w:val="1C1917"/>
@@ -1359,7 +1359,7 @@
           <w:p>
             <w:r>
               <w:rPr>
-                <w:rFonts w:ascii="Calibri" w:hAnsi="Calibri"/>
+                <w:rFonts w:ascii="Santander Text" w:hAnsi="Santander Text"/>
                 <w:b/>
                 <w:i w:val="0"/>
                 <w:color w:val="1C1917"/>
@@ -1376,7 +1376,7 @@
           <w:p>
             <w:r>
               <w:rPr>
-                <w:rFonts w:ascii="Calibri" w:hAnsi="Calibri"/>
+                <w:rFonts w:ascii="Santander Text" w:hAnsi="Santander Text"/>
                 <w:b w:val="0"/>
                 <w:i w:val="0"/>
                 <w:color w:val="1C1917"/>
@@ -1395,7 +1395,7 @@
           <w:p>
             <w:r>
               <w:rPr>
-                <w:rFonts w:ascii="Calibri" w:hAnsi="Calibri"/>
+                <w:rFonts w:ascii="Santander Text" w:hAnsi="Santander Text"/>
                 <w:b/>
                 <w:i w:val="0"/>
                 <w:color w:val="1C1917"/>
@@ -1412,7 +1412,7 @@
           <w:p>
             <w:r>
               <w:rPr>
-                <w:rFonts w:ascii="Calibri" w:hAnsi="Calibri"/>
+                <w:rFonts w:ascii="Santander Text" w:hAnsi="Santander Text"/>
                 <w:b w:val="0"/>
                 <w:i w:val="0"/>
                 <w:color w:val="1C1917"/>
@@ -1431,7 +1431,7 @@
           <w:p>
             <w:r>
               <w:rPr>
-                <w:rFonts w:ascii="Calibri" w:hAnsi="Calibri"/>
+                <w:rFonts w:ascii="Santander Text" w:hAnsi="Santander Text"/>
                 <w:b/>
                 <w:i w:val="0"/>
                 <w:color w:val="1C1917"/>
@@ -1448,7 +1448,7 @@
           <w:p>
             <w:r>
               <w:rPr>
-                <w:rFonts w:ascii="Calibri" w:hAnsi="Calibri"/>
+                <w:rFonts w:ascii="Santander Text" w:hAnsi="Santander Text"/>
                 <w:b w:val="0"/>
                 <w:i w:val="0"/>
                 <w:color w:val="1C1917"/>
@@ -1471,7 +1471,7 @@
       </w:pPr>
       <w:r>
         <w:rPr>
-          <w:rFonts w:ascii="Calibri" w:hAnsi="Calibri"/>
+          <w:rFonts w:ascii="Santander Text" w:hAnsi="Santander Text"/>
           <w:b/>
           <w:i w:val="0"/>
           <w:color w:val="DA291C"/>
@@ -1489,7 +1489,7 @@
       </w:pPr>
       <w:r>
         <w:rPr>
-          <w:rFonts w:ascii="Calibri" w:hAnsi="Calibri"/>
+          <w:rFonts w:ascii="Santander Text" w:hAnsi="Santander Text"/>
           <w:b/>
           <w:i w:val="0"/>
           <w:color w:val="1C1917"/>
@@ -1504,7 +1504,7 @@
       </w:pPr>
       <w:r>
         <w:rPr>
-          <w:rFonts w:ascii="Calibri" w:hAnsi="Calibri"/>
+          <w:rFonts w:ascii="Santander Text" w:hAnsi="Santander Text"/>
           <w:b w:val="0"/>
           <w:i w:val="0"/>
           <w:color w:val="1C1917"/>
@@ -1520,7 +1520,7 @@
       </w:pPr>
       <w:r>
         <w:rPr>
-          <w:rFonts w:ascii="Calibri" w:hAnsi="Calibri"/>
+          <w:rFonts w:ascii="Santander Text" w:hAnsi="Santander Text"/>
           <w:b w:val="0"/>
           <w:i w:val="0"/>
           <w:color w:val="1C1917"/>
@@ -1536,7 +1536,7 @@
       </w:pPr>
       <w:r>
         <w:rPr>
-          <w:rFonts w:ascii="Calibri" w:hAnsi="Calibri"/>
+          <w:rFonts w:ascii="Santander Text" w:hAnsi="Santander Text"/>
           <w:b w:val="0"/>
           <w:i w:val="0"/>
           <w:color w:val="1C1917"/>
@@ -1552,7 +1552,7 @@
       </w:pPr>
       <w:r>
         <w:rPr>
-          <w:rFonts w:ascii="Calibri" w:hAnsi="Calibri"/>
+          <w:rFonts w:ascii="Santander Text" w:hAnsi="Santander Text"/>
           <w:b w:val="0"/>
           <w:i w:val="0"/>
           <w:color w:val="1C1917"/>
@@ -1568,7 +1568,7 @@
       </w:pPr>
       <w:r>
         <w:rPr>
-          <w:rFonts w:ascii="Calibri" w:hAnsi="Calibri"/>
+          <w:rFonts w:ascii="Santander Text" w:hAnsi="Santander Text"/>
           <w:b w:val="0"/>
           <w:i w:val="0"/>
           <w:color w:val="1C1917"/>
@@ -1583,7 +1583,7 @@
       </w:pPr>
       <w:r>
         <w:rPr>
-          <w:rFonts w:ascii="Calibri" w:hAnsi="Calibri"/>
+          <w:rFonts w:ascii="Santander Text" w:hAnsi="Santander Text"/>
           <w:b/>
           <w:i w:val="0"/>
           <w:color w:val="DA291C"/>
@@ -1601,7 +1601,7 @@
       </w:pPr>
       <w:r>
         <w:rPr>
-          <w:rFonts w:ascii="Calibri" w:hAnsi="Calibri"/>
+          <w:rFonts w:ascii="Santander Text" w:hAnsi="Santander Text"/>
           <w:b/>
           <w:i w:val="0"/>
           <w:color w:val="1C1917"/>
@@ -1617,7 +1617,7 @@
       </w:pPr>
       <w:r>
         <w:rPr>
-          <w:rFonts w:ascii="Calibri" w:hAnsi="Calibri"/>
+          <w:rFonts w:ascii="Santander Text" w:hAnsi="Santander Text"/>
           <w:b/>
           <w:i w:val="0"/>
           <w:color w:val="57534E"/>
@@ -1627,7 +1627,7 @@
       </w:r>
       <w:r>
         <w:rPr>
-          <w:rFonts w:ascii="Calibri" w:hAnsi="Calibri"/>
+          <w:rFonts w:ascii="Santander Text" w:hAnsi="Santander Text"/>
           <w:b w:val="0"/>
           <w:i w:val="0"/>
           <w:color w:val="1C1917"/>
@@ -1643,7 +1643,7 @@
       </w:pPr>
       <w:r>
         <w:rPr>
-          <w:rFonts w:ascii="Calibri" w:hAnsi="Calibri"/>
+          <w:rFonts w:ascii="Santander Text" w:hAnsi="Santander Text"/>
           <w:b/>
           <w:i w:val="0"/>
           <w:color w:val="57534E"/>
@@ -1653,7 +1653,7 @@
       </w:r>
       <w:r>
         <w:rPr>
-          <w:rFonts w:ascii="Calibri" w:hAnsi="Calibri"/>
+          <w:rFonts w:ascii="Santander Text" w:hAnsi="Santander Text"/>
           <w:b w:val="0"/>
           <w:i w:val="0"/>
           <w:color w:val="1C1917"/>
@@ -1669,7 +1669,7 @@
       </w:pPr>
       <w:r>
         <w:rPr>
-          <w:rFonts w:ascii="Calibri" w:hAnsi="Calibri"/>
+          <w:rFonts w:ascii="Santander Text" w:hAnsi="Santander Text"/>
           <w:b/>
           <w:i w:val="0"/>
           <w:color w:val="57534E"/>
@@ -1679,7 +1679,7 @@
       </w:r>
       <w:r>
         <w:rPr>
-          <w:rFonts w:ascii="Calibri" w:hAnsi="Calibri"/>
+          <w:rFonts w:ascii="Santander Text" w:hAnsi="Santander Text"/>
           <w:b w:val="0"/>
           <w:i w:val="0"/>
           <w:color w:val="1C1917"/>
@@ -1695,7 +1695,7 @@
       </w:pPr>
       <w:r>
         <w:rPr>
-          <w:rFonts w:ascii="Calibri" w:hAnsi="Calibri"/>
+          <w:rFonts w:ascii="Santander Text" w:hAnsi="Santander Text"/>
           <w:b/>
           <w:i w:val="0"/>
           <w:color w:val="57534E"/>
@@ -1705,7 +1705,7 @@
       </w:r>
       <w:r>
         <w:rPr>
-          <w:rFonts w:ascii="Calibri" w:hAnsi="Calibri"/>
+          <w:rFonts w:ascii="Santander Text" w:hAnsi="Santander Text"/>
           <w:b w:val="0"/>
           <w:i w:val="0"/>
           <w:color w:val="1C1917"/>
@@ -1721,7 +1721,7 @@
       </w:pPr>
       <w:r>
         <w:rPr>
-          <w:rFonts w:ascii="Calibri" w:hAnsi="Calibri"/>
+          <w:rFonts w:ascii="Santander Text" w:hAnsi="Santander Text"/>
           <w:b/>
           <w:i w:val="0"/>
           <w:color w:val="57534E"/>
@@ -1731,7 +1731,7 @@
       </w:r>
       <w:r>
         <w:rPr>
-          <w:rFonts w:ascii="Calibri" w:hAnsi="Calibri"/>
+          <w:rFonts w:ascii="Santander Text" w:hAnsi="Santander Text"/>
           <w:b w:val="0"/>
           <w:i w:val="0"/>
           <w:color w:val="1C1917"/>
@@ -1747,7 +1747,7 @@
       </w:pPr>
       <w:r>
         <w:rPr>
-          <w:rFonts w:ascii="Calibri" w:hAnsi="Calibri"/>
+          <w:rFonts w:ascii="Santander Text" w:hAnsi="Santander Text"/>
           <w:b/>
           <w:i w:val="0"/>
           <w:color w:val="57534E"/>
@@ -1757,7 +1757,7 @@
       </w:r>
       <w:r>
         <w:rPr>
-          <w:rFonts w:ascii="Calibri" w:hAnsi="Calibri"/>
+          <w:rFonts w:ascii="Santander Text" w:hAnsi="Santander Text"/>
           <w:b w:val="0"/>
           <w:i w:val="0"/>
           <w:color w:val="1C1917"/>
@@ -1773,7 +1773,7 @@
       </w:pPr>
       <w:r>
         <w:rPr>
-          <w:rFonts w:ascii="Calibri" w:hAnsi="Calibri"/>
+          <w:rFonts w:ascii="Santander Text" w:hAnsi="Santander Text"/>
           <w:b/>
           <w:i w:val="0"/>
           <w:color w:val="57534E"/>
@@ -1783,7 +1783,7 @@
       </w:r>
       <w:r>
         <w:rPr>
-          <w:rFonts w:ascii="Calibri" w:hAnsi="Calibri"/>
+          <w:rFonts w:ascii="Santander Text" w:hAnsi="Santander Text"/>
           <w:b w:val="0"/>
           <w:i w:val="0"/>
           <w:color w:val="1C1917"/>
@@ -1799,7 +1799,7 @@
       </w:pPr>
       <w:r>
         <w:rPr>
-          <w:rFonts w:ascii="Calibri" w:hAnsi="Calibri"/>
+          <w:rFonts w:ascii="Santander Text" w:hAnsi="Santander Text"/>
           <w:b/>
           <w:i w:val="0"/>
           <w:color w:val="57534E"/>
@@ -1809,7 +1809,7 @@
       </w:r>
       <w:r>
         <w:rPr>
-          <w:rFonts w:ascii="Calibri" w:hAnsi="Calibri"/>
+          <w:rFonts w:ascii="Santander Text" w:hAnsi="Santander Text"/>
           <w:b w:val="0"/>
           <w:i w:val="0"/>
           <w:color w:val="1C1917"/>
@@ -1825,7 +1825,7 @@
       </w:pPr>
       <w:r>
         <w:rPr>
-          <w:rFonts w:ascii="Calibri" w:hAnsi="Calibri"/>
+          <w:rFonts w:ascii="Santander Text" w:hAnsi="Santander Text"/>
           <w:b/>
           <w:i w:val="0"/>
           <w:color w:val="57534E"/>
@@ -1835,7 +1835,7 @@
       </w:r>
       <w:r>
         <w:rPr>
-          <w:rFonts w:ascii="Calibri" w:hAnsi="Calibri"/>
+          <w:rFonts w:ascii="Santander Text" w:hAnsi="Santander Text"/>
           <w:b w:val="0"/>
           <w:i w:val="0"/>
           <w:color w:val="1C1917"/>
@@ -1851,7 +1851,7 @@
       </w:pPr>
       <w:r>
         <w:rPr>
-          <w:rFonts w:ascii="Calibri" w:hAnsi="Calibri"/>
+          <w:rFonts w:ascii="Santander Text" w:hAnsi="Santander Text"/>
           <w:b/>
           <w:i w:val="0"/>
           <w:color w:val="57534E"/>
@@ -1861,7 +1861,7 @@
       </w:r>
       <w:r>
         <w:rPr>
-          <w:rFonts w:ascii="Calibri" w:hAnsi="Calibri"/>
+          <w:rFonts w:ascii="Santander Text" w:hAnsi="Santander Text"/>
           <w:b w:val="0"/>
           <w:i w:val="0"/>
           <w:color w:val="1C1917"/>
@@ -1877,7 +1877,7 @@
       </w:pPr>
       <w:r>
         <w:rPr>
-          <w:rFonts w:ascii="Calibri" w:hAnsi="Calibri"/>
+          <w:rFonts w:ascii="Santander Text" w:hAnsi="Santander Text"/>
           <w:b/>
           <w:i w:val="0"/>
           <w:color w:val="57534E"/>
@@ -1887,7 +1887,7 @@
       </w:r>
       <w:r>
         <w:rPr>
-          <w:rFonts w:ascii="Calibri" w:hAnsi="Calibri"/>
+          <w:rFonts w:ascii="Santander Text" w:hAnsi="Santander Text"/>
           <w:b w:val="0"/>
           <w:i w:val="0"/>
           <w:color w:val="1C1917"/>
@@ -1903,7 +1903,7 @@
       </w:pPr>
       <w:r>
         <w:rPr>
-          <w:rFonts w:ascii="Calibri" w:hAnsi="Calibri"/>
+          <w:rFonts w:ascii="Santander Text" w:hAnsi="Santander Text"/>
           <w:b/>
           <w:i w:val="0"/>
           <w:color w:val="57534E"/>
@@ -1913,7 +1913,7 @@
       </w:r>
       <w:r>
         <w:rPr>
-          <w:rFonts w:ascii="Calibri" w:hAnsi="Calibri"/>
+          <w:rFonts w:ascii="Santander Text" w:hAnsi="Santander Text"/>
           <w:b w:val="0"/>
           <w:i w:val="0"/>
           <w:color w:val="1C1917"/>
@@ -1929,7 +1929,7 @@
       </w:pPr>
       <w:r>
         <w:rPr>
-          <w:rFonts w:ascii="Calibri" w:hAnsi="Calibri"/>
+          <w:rFonts w:ascii="Santander Text" w:hAnsi="Santander Text"/>
           <w:b/>
           <w:i w:val="0"/>
           <w:color w:val="57534E"/>
@@ -1939,7 +1939,7 @@
       </w:r>
       <w:r>
         <w:rPr>
-          <w:rFonts w:ascii="Calibri" w:hAnsi="Calibri"/>
+          <w:rFonts w:ascii="Santander Text" w:hAnsi="Santander Text"/>
           <w:b w:val="0"/>
           <w:i w:val="0"/>
           <w:color w:val="1C1917"/>
@@ -1955,7 +1955,7 @@
       </w:pPr>
       <w:r>
         <w:rPr>
-          <w:rFonts w:ascii="Calibri" w:hAnsi="Calibri"/>
+          <w:rFonts w:ascii="Santander Text" w:hAnsi="Santander Text"/>
           <w:b/>
           <w:i w:val="0"/>
           <w:color w:val="57534E"/>
@@ -1965,7 +1965,7 @@
       </w:r>
       <w:r>
         <w:rPr>
-          <w:rFonts w:ascii="Calibri" w:hAnsi="Calibri"/>
+          <w:rFonts w:ascii="Santander Text" w:hAnsi="Santander Text"/>
           <w:b w:val="0"/>
           <w:i w:val="0"/>
           <w:color w:val="1C1917"/>
@@ -1981,7 +1981,7 @@
       </w:pPr>
       <w:r>
         <w:rPr>
-          <w:rFonts w:ascii="Calibri" w:hAnsi="Calibri"/>
+          <w:rFonts w:ascii="Santander Text" w:hAnsi="Santander Text"/>
           <w:b/>
           <w:i w:val="0"/>
           <w:color w:val="57534E"/>
@@ -1991,7 +1991,7 @@
       </w:r>
       <w:r>
         <w:rPr>
-          <w:rFonts w:ascii="Calibri" w:hAnsi="Calibri"/>
+          <w:rFonts w:ascii="Santander Text" w:hAnsi="Santander Text"/>
           <w:b w:val="0"/>
           <w:i w:val="0"/>
           <w:color w:val="1C1917"/>
@@ -2007,7 +2007,7 @@
       </w:pPr>
       <w:r>
         <w:rPr>
-          <w:rFonts w:ascii="Calibri" w:hAnsi="Calibri"/>
+          <w:rFonts w:ascii="Santander Text" w:hAnsi="Santander Text"/>
           <w:b/>
           <w:i w:val="0"/>
           <w:color w:val="57534E"/>
@@ -2017,7 +2017,7 @@
       </w:r>
       <w:r>
         <w:rPr>
-          <w:rFonts w:ascii="Calibri" w:hAnsi="Calibri"/>
+          <w:rFonts w:ascii="Santander Text" w:hAnsi="Santander Text"/>
           <w:b w:val="0"/>
           <w:i w:val="0"/>
           <w:color w:val="1C1917"/>
@@ -2033,7 +2033,7 @@
       </w:pPr>
       <w:r>
         <w:rPr>
-          <w:rFonts w:ascii="Calibri" w:hAnsi="Calibri"/>
+          <w:rFonts w:ascii="Santander Text" w:hAnsi="Santander Text"/>
           <w:b/>
           <w:i w:val="0"/>
           <w:color w:val="57534E"/>
@@ -2043,7 +2043,7 @@
       </w:r>
       <w:r>
         <w:rPr>
-          <w:rFonts w:ascii="Calibri" w:hAnsi="Calibri"/>
+          <w:rFonts w:ascii="Santander Text" w:hAnsi="Santander Text"/>
           <w:b w:val="0"/>
           <w:i w:val="0"/>
           <w:color w:val="1C1917"/>
@@ -2056,7 +2056,7 @@
     <w:p>
       <w:r>
         <w:rPr>
-          <w:rFonts w:ascii="Calibri" w:hAnsi="Calibri"/>
+          <w:rFonts w:ascii="Santander Text" w:hAnsi="Santander Text"/>
           <w:b w:val="0"/>
           <w:i/>
           <w:color w:val="78716C"/>
@@ -2512,7 +2512,7 @@
       <w:spacing w:after="120" w:line="293" w:lineRule="auto"/>
     </w:pPr>
     <w:rPr>
-      <w:rFonts w:ascii="Calibri" w:hAnsi="Calibri"/>
+      <w:rFonts w:ascii="Santander Text" w:hAnsi="Santander Text"/>
       <w:color w:val="1C1917"/>
       <w:sz w:val="21"/>
     </w:rPr>

--- a/Santander_Position_Paper.docx
+++ b/Santander_Position_Paper.docx
@@ -53,7 +53,7 @@
           <w:rFonts w:ascii="Santander Text" w:hAnsi="Santander Text"/>
           <w:b/>
           <w:i w:val="0"/>
-          <w:color w:val="DA291C"/>
+          <w:color w:val="EC0000"/>
           <w:sz w:val="18"/>
         </w:rPr>
         <w:t>INTERNAL · CONFIDENTIAL</w:t>
@@ -117,7 +117,7 @@
         <w:tc>
           <w:tcPr>
             <w:tcW w:type="dxa" w:w="2448"/>
-            <w:shd w:val="clear" w:fill="FAF6EF"/>
+            <w:shd w:val="clear" w:fill="FBF1EA"/>
             <w:tcBorders>
               <w:top w:val="single" w:sz="6" w:space="0" w:color="E7E5E4"/>
               <w:bottom w:val="single" w:sz="6" w:space="0" w:color="E7E5E4"/>
@@ -162,7 +162,7 @@
         <w:tc>
           <w:tcPr>
             <w:tcW w:type="dxa" w:w="4824"/>
-            <w:shd w:val="clear" w:fill="FAF6EF"/>
+            <w:shd w:val="clear" w:fill="FBF1EA"/>
             <w:tcBorders>
               <w:top w:val="single" w:sz="6" w:space="0" w:color="E7E5E4"/>
               <w:bottom w:val="single" w:sz="6" w:space="0" w:color="E7E5E4"/>
@@ -207,7 +207,7 @@
         <w:tc>
           <w:tcPr>
             <w:tcW w:type="dxa" w:w="4824"/>
-            <w:shd w:val="clear" w:fill="FAF6EF"/>
+            <w:shd w:val="clear" w:fill="FBF1EA"/>
             <w:tcBorders>
               <w:top w:val="single" w:sz="6" w:space="0" w:color="E7E5E4"/>
               <w:bottom w:val="single" w:sz="6" w:space="0" w:color="E7E5E4"/>
@@ -252,7 +252,7 @@
         <w:tc>
           <w:tcPr>
             <w:tcW w:type="dxa" w:w="4824"/>
-            <w:shd w:val="clear" w:fill="FAF6EF"/>
+            <w:shd w:val="clear" w:fill="FBF1EA"/>
             <w:tcBorders>
               <w:top w:val="single" w:sz="6" w:space="0" w:color="E7E5E4"/>
               <w:bottom w:val="single" w:sz="6" w:space="0" w:color="E7E5E4"/>
@@ -297,7 +297,7 @@
         <w:tc>
           <w:tcPr>
             <w:tcW w:type="dxa" w:w="4824"/>
-            <w:shd w:val="clear" w:fill="FAF6EF"/>
+            <w:shd w:val="clear" w:fill="FBF1EA"/>
             <w:tcBorders>
               <w:top w:val="single" w:sz="6" w:space="0" w:color="E7E5E4"/>
               <w:bottom w:val="single" w:sz="6" w:space="0" w:color="E7E5E4"/>
@@ -342,7 +342,7 @@
         <w:tc>
           <w:tcPr>
             <w:tcW w:type="dxa" w:w="4824"/>
-            <w:shd w:val="clear" w:fill="FAF6EF"/>
+            <w:shd w:val="clear" w:fill="FBF1EA"/>
             <w:tcBorders>
               <w:top w:val="single" w:sz="6" w:space="0" w:color="E7E5E4"/>
               <w:bottom w:val="single" w:sz="6" w:space="0" w:color="E7E5E4"/>
@@ -387,7 +387,7 @@
         <w:tc>
           <w:tcPr>
             <w:tcW w:type="dxa" w:w="4824"/>
-            <w:shd w:val="clear" w:fill="FAF6EF"/>
+            <w:shd w:val="clear" w:fill="FBF1EA"/>
             <w:tcBorders>
               <w:top w:val="single" w:sz="6" w:space="0" w:color="E7E5E4"/>
               <w:bottom w:val="single" w:sz="6" w:space="0" w:color="E7E5E4"/>
@@ -593,7 +593,7 @@
           <w:rFonts w:ascii="Santander Text" w:hAnsi="Santander Text"/>
           <w:b/>
           <w:i w:val="0"/>
-          <w:color w:val="DA291C"/>
+          <w:color w:val="EC0000"/>
           <w:sz w:val="16"/>
         </w:rPr>
         <w:t>POSITION IN BRIEF</w:t>
@@ -656,7 +656,7 @@
           <w:rFonts w:ascii="Santander Text" w:hAnsi="Santander Text"/>
           <w:b/>
           <w:i w:val="0"/>
-          <w:color w:val="DA291C"/>
+          <w:color w:val="EC0000"/>
           <w:sz w:val="16"/>
         </w:rPr>
         <w:t>THE PROBLEM</w:t>
@@ -768,7 +768,7 @@
           <w:rFonts w:ascii="Santander Text" w:hAnsi="Santander Text"/>
           <w:b/>
           <w:i w:val="0"/>
-          <w:color w:val="DA291C"/>
+          <w:color w:val="EC0000"/>
           <w:sz w:val="16"/>
         </w:rPr>
         <w:t>THE OPPORTUNITY</w:t>
@@ -820,9 +820,9 @@
         <w:tc>
           <w:tcPr>
             <w:tcW w:type="dxa" w:w="9504"/>
-            <w:shd w:val="clear" w:fill="FAF6EF"/>
+            <w:shd w:val="clear" w:fill="FBF1EA"/>
             <w:tcBorders>
-              <w:left w:val="single" w:sz="24" w:space="0" w:color="DA291C"/>
+              <w:left w:val="single" w:sz="24" w:space="0" w:color="EC0000"/>
             </w:tcBorders>
           </w:tcPr>
           <w:p>
@@ -834,7 +834,7 @@
                 <w:rFonts w:ascii="Santander Text" w:hAnsi="Santander Text"/>
                 <w:b/>
                 <w:i w:val="0"/>
-                <w:color w:val="DA291C"/>
+                <w:color w:val="EC0000"/>
                 <w:sz w:val="17"/>
               </w:rPr>
               <w:t xml:space="preserve">THE REFRAMING  </w:t>
@@ -872,7 +872,7 @@
           <w:rFonts w:ascii="Santander Text" w:hAnsi="Santander Text"/>
           <w:b/>
           <w:i w:val="0"/>
-          <w:color w:val="DA291C"/>
+          <w:color w:val="EC0000"/>
           <w:sz w:val="16"/>
         </w:rPr>
         <w:t>WHY NOW</w:t>
@@ -968,7 +968,7 @@
           <w:rFonts w:ascii="Santander Text" w:hAnsi="Santander Text"/>
           <w:b/>
           <w:i w:val="0"/>
-          <w:color w:val="DA291C"/>
+          <w:color w:val="EC0000"/>
           <w:sz w:val="16"/>
         </w:rPr>
         <w:t>EVIDENCE</w:t>
@@ -1016,7 +1016,7 @@
           <w:rFonts w:ascii="Santander Text" w:hAnsi="Santander Text"/>
           <w:b/>
           <w:i w:val="0"/>
-          <w:color w:val="DA291C"/>
+          <w:color w:val="EC0000"/>
           <w:sz w:val="16"/>
         </w:rPr>
         <w:t>BENEFITS</w:t>
@@ -1227,7 +1227,7 @@
           <w:rFonts w:ascii="Santander Text" w:hAnsi="Santander Text"/>
           <w:b/>
           <w:i w:val="0"/>
-          <w:color w:val="DA291C"/>
+          <w:color w:val="EC0000"/>
           <w:sz w:val="16"/>
         </w:rPr>
         <w:t>RISKS</w:t>
@@ -1474,7 +1474,7 @@
           <w:rFonts w:ascii="Santander Text" w:hAnsi="Santander Text"/>
           <w:b/>
           <w:i w:val="0"/>
-          <w:color w:val="DA291C"/>
+          <w:color w:val="EC0000"/>
           <w:sz w:val="16"/>
         </w:rPr>
         <w:t>RECOMMENDATION</w:t>
@@ -1586,7 +1586,7 @@
           <w:rFonts w:ascii="Santander Text" w:hAnsi="Santander Text"/>
           <w:b/>
           <w:i w:val="0"/>
-          <w:color w:val="DA291C"/>
+          <w:color w:val="EC0000"/>
           <w:sz w:val="16"/>
         </w:rPr>
         <w:t>REFERENCES</w:t>
@@ -2135,7 +2135,7 @@
     <w:r>
       <w:rPr>
         <w:b/>
-        <w:color w:val="DA291C"/>
+        <w:color w:val="EC0000"/>
         <w:sz w:val="15"/>
       </w:rPr>
       <w:tab/>
